--- a/reports/ML-PFOA sorbents identification-2.2_SM.docx
+++ b/reports/ML-PFOA sorbents identification-2.2_SM.docx
@@ -1,6 +1,6 @@
 
 <file path=word/document.xml><?xml version="1.0" encoding="utf-8"?>
-<w:document xmlns:wpc="http://schemas.microsoft.com/office/word/2010/wordprocessingCanvas" xmlns:cx="http://schemas.microsoft.com/office/drawing/2014/chartex" xmlns:cx1="http://schemas.microsoft.com/office/drawing/2015/9/8/chartex" xmlns:cx2="http://schemas.microsoft.com/office/drawing/2015/10/21/chartex" xmlns:cx3="http://schemas.microsoft.com/office/drawing/2016/5/9/chartex" xmlns:cx4="http://schemas.microsoft.com/office/drawing/2016/5/10/chartex" xmlns:cx5="http://schemas.microsoft.com/office/drawing/2016/5/11/chartex" xmlns:cx6="http://schemas.microsoft.com/office/drawing/2016/5/12/chartex" xmlns:cx7="http://schemas.microsoft.com/office/drawing/2016/5/13/chartex" xmlns:cx8="http://schemas.microsoft.com/office/drawing/2016/5/14/chartex" xmlns:mc="http://schemas.openxmlformats.org/markup-compatibility/2006" xmlns:aink="http://schemas.microsoft.com/office/drawing/2016/ink" xmlns:am3d="http://schemas.microsoft.com/office/drawing/2017/model3d" xmlns:o="urn:schemas-microsoft-com:office:office" xmlns:oel="http://schemas.microsoft.com/office/2019/extlst" xmlns:r="http://schemas.openxmlformats.org/officeDocument/2006/relationships" xmlns:m="http://schemas.openxmlformats.org/officeDocument/2006/math" xmlns:v="urn:schemas-microsoft-com:vml" xmlns:wp14="http://schemas.microsoft.com/office/word/2010/wordprocessingDrawing" xmlns:wp="http://schemas.openxmlformats.org/drawingml/2006/wordprocessingDrawing" xmlns:w10="urn:schemas-microsoft-com:office:word" xmlns:w="http://schemas.openxmlformats.org/wordprocessingml/2006/main" xmlns:w14="http://schemas.microsoft.com/office/word/2010/wordml" xmlns:w15="http://schemas.microsoft.com/office/word/2012/wordml" xmlns:w16cex="http://schemas.microsoft.com/office/word/2018/wordml/cex" xmlns:w16cid="http://schemas.microsoft.com/office/word/2016/wordml/cid" xmlns:w16="http://schemas.microsoft.com/office/word/2018/wordml" xmlns:w16du="http://schemas.microsoft.com/office/word/2023/wordml/word16du" xmlns:w16sdtdh="http://schemas.microsoft.com/office/word/2020/wordml/sdtdatahash" xmlns:w16sdtfl="http://schemas.microsoft.com/office/word/2024/wordml/sdtformatlock" xmlns:w16se="http://schemas.microsoft.com/office/word/2015/wordml/symex" xmlns:wpg="http://schemas.microsoft.com/office/word/2010/wordprocessingGroup" xmlns:wpi="http://schemas.microsoft.com/office/word/2010/wordprocessingInk" xmlns:wne="http://schemas.microsoft.com/office/word/2006/wordml" xmlns:wps="http://schemas.microsoft.com/office/word/2010/wordprocessingShape" mc:Ignorable="w14 w15 w16se w16cid w16 w16cex w16sdtdh w16sdtfl w16du wp14">
+<w:document xmlns:wpc="http://schemas.microsoft.com/office/word/2010/wordprocessingCanvas" xmlns:cx="http://schemas.microsoft.com/office/drawing/2014/chartex" xmlns:cx1="http://schemas.microsoft.com/office/drawing/2015/9/8/chartex" xmlns:cx2="http://schemas.microsoft.com/office/drawing/2015/10/21/chartex" xmlns:cx3="http://schemas.microsoft.com/office/drawing/2016/5/9/chartex" xmlns:cx4="http://schemas.microsoft.com/office/drawing/2016/5/10/chartex" xmlns:cx5="http://schemas.microsoft.com/office/drawing/2016/5/11/chartex" xmlns:cx6="http://schemas.microsoft.com/office/drawing/2016/5/12/chartex" xmlns:cx7="http://schemas.microsoft.com/office/drawing/2016/5/13/chartex" xmlns:cx8="http://schemas.microsoft.com/office/drawing/2016/5/14/chartex" xmlns:mc="http://schemas.openxmlformats.org/markup-compatibility/2006" xmlns:aink="http://schemas.microsoft.com/office/drawing/2016/ink" xmlns:am3d="http://schemas.microsoft.com/office/drawing/2017/model3d" xmlns:o="urn:schemas-microsoft-com:office:office" xmlns:oel="http://schemas.microsoft.com/office/2019/extlst" xmlns:r="http://schemas.openxmlformats.org/officeDocument/2006/relationships" xmlns:m="http://schemas.openxmlformats.org/officeDocument/2006/math" xmlns:v="urn:schemas-microsoft-com:vml" xmlns:wp14="http://schemas.microsoft.com/office/word/2010/wordprocessingDrawing" xmlns:wp="http://schemas.openxmlformats.org/drawingml/2006/wordprocessingDrawing" xmlns:w10="urn:schemas-microsoft-com:office:word" xmlns:w="http://schemas.openxmlformats.org/wordprocessingml/2006/main" xmlns:w14="http://schemas.microsoft.com/office/word/2010/wordml" xmlns:w15="http://schemas.microsoft.com/office/word/2012/wordml" xmlns:w16cex="http://schemas.microsoft.com/office/word/2018/wordml/cex" xmlns:w16cid="http://schemas.microsoft.com/office/word/2016/wordml/cid" xmlns:w16="http://schemas.microsoft.com/office/word/2018/wordml" xmlns:w16du="http://schemas.microsoft.com/office/word/2023/wordml/word16du" xmlns:w16sdtdh="http://schemas.microsoft.com/office/word/2020/wordml/sdtdatahash" xmlns:w16se="http://schemas.microsoft.com/office/word/2015/wordml/symex" xmlns:wpg="http://schemas.microsoft.com/office/word/2010/wordprocessingGroup" xmlns:wpi="http://schemas.microsoft.com/office/word/2010/wordprocessingInk" xmlns:wne="http://schemas.microsoft.com/office/word/2006/wordml" xmlns:wps="http://schemas.microsoft.com/office/word/2010/wordprocessingShape" mc:Ignorable="w14 w15 w16se w16cid w16 w16cex w16sdtdh w16du wp14">
   <w:body>
     <w:p>
       <w:pPr>
@@ -118,7 +118,7 @@
               </wp:anchor>
             </w:drawing>
           </mc:Choice>
-          <mc:Fallback>
+          <mc:Fallback xmlns:w16sdtfl="http://schemas.microsoft.com/office/word/2024/wordml/sdtformatlock">
             <w:pict>
               <v:shapetype w14:anchorId="5B54B28E" id="_x0000_t202" coordsize="21600,21600" o:spt="202" path="m,l,21600r21600,l21600,xe">
                 <v:stroke joinstyle="miter"/>
@@ -245,7 +245,11 @@
         </w:rPr>
       </w:pPr>
       <w:r>
-        <w:t>Hasan Mansoor</w:t>
+        <w:t xml:space="preserve">Hasan </w:t>
+      </w:r>
+      <w:proofErr w:type="spellStart"/>
+      <w:r>
+        <w:t>Mansoor</w:t>
       </w:r>
       <w:r>
         <w:rPr>
@@ -253,9 +257,15 @@
         </w:rPr>
         <w:t>a</w:t>
       </w:r>
-      <w:r>
-        <w:t>, Sousa Javan Nikkah</w:t>
-      </w:r>
+      <w:proofErr w:type="spellEnd"/>
+      <w:r>
+        <w:t xml:space="preserve">, Sousa Javan </w:t>
+      </w:r>
+      <w:proofErr w:type="spellStart"/>
+      <w:r>
+        <w:t>Nikkah</w:t>
+      </w:r>
+      <w:proofErr w:type="spellEnd"/>
       <w:r>
         <w:rPr>
           <w:vertAlign w:val="superscript"/>
@@ -417,7 +427,15 @@
         <w:ind w:left="284" w:hanging="284"/>
       </w:pPr>
       <w:r>
-        <w:t>Why metal–organic frameworks are attractive as tunable sorbents</w:t>
+        <w:t xml:space="preserve">Why metal–organic frameworks are attractive as </w:t>
+      </w:r>
+      <w:proofErr w:type="spellStart"/>
+      <w:r>
+        <w:t>tunable</w:t>
+      </w:r>
+      <w:proofErr w:type="spellEnd"/>
+      <w:r>
+        <w:t xml:space="preserve"> sorbents</w:t>
       </w:r>
     </w:p>
     <w:p>
@@ -430,7 +448,15 @@
         <w:ind w:left="284" w:hanging="284"/>
       </w:pPr>
       <w:r>
-        <w:t>Why the Cambridge Structural Database and CoRE-MOF subsets create a discovery opportunity</w:t>
+        <w:t xml:space="preserve">Why the Cambridge Structural Database and </w:t>
+      </w:r>
+      <w:proofErr w:type="spellStart"/>
+      <w:r>
+        <w:t>CoRE</w:t>
+      </w:r>
+      <w:proofErr w:type="spellEnd"/>
+      <w:r>
+        <w:t>-MOF subsets create a discovery opportunity</w:t>
       </w:r>
     </w:p>
     <w:p>
@@ -492,7 +518,15 @@
         <w:pStyle w:val="RSCB02ArticleText"/>
       </w:pPr>
       <w:r>
-        <w:t xml:space="preserve">The chemical diversity that makes MOFs promising also makes their discovery experimentally intractable. The Cambridge Structural Database contains an extensive and continually expanding collection of experimentally reported metal–organic materials, while computation-ready subsets such as the CoRE-MOF databases provide thousands of structures suitable for systematic analysis. Only a small fraction </w:t>
+        <w:t xml:space="preserve">The chemical diversity that makes MOFs promising also makes their discovery experimentally intractable. The Cambridge Structural Database contains an extensive and continually expanding collection of experimentally reported metal–organic materials, while computation-ready subsets such as the </w:t>
+      </w:r>
+      <w:proofErr w:type="spellStart"/>
+      <w:r>
+        <w:t>CoRE</w:t>
+      </w:r>
+      <w:proofErr w:type="spellEnd"/>
+      <w:r>
+        <w:t xml:space="preserve">-MOF databases provide thousands of structures suitable for systematic analysis. Only a small fraction </w:t>
       </w:r>
       <w:r>
         <w:t>(</w:t>
@@ -516,11 +550,11 @@
         <w:pStyle w:val="RSCB02ArticleText"/>
       </w:pPr>
       <w:r>
-        <w:t xml:space="preserve">Machine learning offers a means of navigating this space, but its application to PFAS sorbent discovery is complicated by sparse and heterogeneous training data. Most reported studies </w:t>
+        <w:t xml:space="preserve">Machine learning offers a means of navigating this space, but its application to PFAS sorbent discovery is complicated by sparse and heterogeneous training data. Most reported studies describe materials that perform well, while rigorously defined </w:t>
       </w:r>
       <w:r>
         <w:lastRenderedPageBreak/>
-        <w:t>describe materials that perform well, while rigorously defined inactive or poorly performing examples are scarce. Moreover, conventional geometric descriptors—including pore-limiting diameter, largest cavity diameter, accessible surface area, void fraction and framework density—cannot fully encode the chemical interactions responsible for PFAS binding. Predictive screening must therefore learn from limited labelled data while accounting for both framework geometry and chemical identity. Incorporating targeted molecular simulations into the learning cycle provides an additional route to overcome this limitation: candidates selected across the predicted performance range can be simulated, their interaction energies returned to the model, and the resulting expanded dataset used to refine subsequent predictions.</w:t>
+        <w:t>inactive or poorly performing examples are scarce. Moreover, conventional geometric descriptors—including pore-limiting diameter, largest cavity diameter, accessible surface area, void fraction and framework density—cannot fully encode the chemical interactions responsible for PFAS binding. Predictive screening must therefore learn from limited labelled data while accounting for both framework geometry and chemical identity. Incorporating targeted molecular simulations into the learning cycle provides an additional route to overcome this limitation: candidates selected across the predicted performance range can be simulated, their interaction energies returned to the model, and the resulting expanded dataset used to refine subsequent predictions.</w:t>
       </w:r>
     </w:p>
     <w:p>
@@ -528,7 +562,15 @@
         <w:pStyle w:val="RSCB02ArticleText"/>
       </w:pPr>
       <w:r>
-        <w:t>Here, we ask whether PFAS adsorbents can be prospectively identified through such an iterative, machine-learning-guided strategy. Perfluorooctanoic acid (PFOA) was selected as a prototypical target because it is a well-studied legacy C8 PFAS that combines a hydrophobic perfluoroalkyl chain with an anionic carboxylate headgroup, thereby capturing several of the competing interactions central to PFAS adsorption. We combine a curated set of MOFs with known or inferred PFOA adsorption behaviour with an unlabelled, computation-ready MOF search space. Structural descriptors calculated using Zeo++ are used to construct an initial predictive model, after which candidates spanning high-, intermediate- and low-ranking regions are subjected to molecular simulation. Iterative incorporation of the calculated PFOA–framework interaction energies enables the model to evolve from an initial sparse-label classifier towards a quantitative ranking framework.</w:t>
+        <w:t xml:space="preserve">Here, we ask whether PFAS adsorbents can be prospectively identified through such an iterative, machine-learning-guided strategy. Perfluorooctanoic acid (PFOA) was selected as a prototypical target because it is a well-studied legacy C8 PFAS that combines a hydrophobic perfluoroalkyl chain with an anionic carboxylate headgroup, thereby capturing several of the competing interactions central to PFAS adsorption. We combine a curated set of MOFs with known or inferred PFOA adsorption behaviour with an unlabelled, computation-ready MOF search space. Structural descriptors calculated using Zeo++ are used to construct an initial predictive model, after which candidates spanning high-, intermediate- and low-ranking regions are subjected to molecular simulation. Iterative incorporation of the calculated PFOA–framework interaction energies </w:t>
+      </w:r>
+      <w:proofErr w:type="gramStart"/>
+      <w:r>
+        <w:t>enables</w:t>
+      </w:r>
+      <w:proofErr w:type="gramEnd"/>
+      <w:r>
+        <w:t xml:space="preserve"> the model to evolve from an initial sparse-label classifier towards a quantitative ranking framework.</w:t>
       </w:r>
     </w:p>
     <w:p>
@@ -544,76 +586,8 @@
         <w:pStyle w:val="RSCB04AHeadingSection"/>
       </w:pPr>
       <w:r>
-        <w:t>Results and Discussion</w:t>
-      </w:r>
-    </w:p>
-    <w:p>
-      <w:pPr>
-        <w:pStyle w:val="RSCB06BHeadingSub-Section"/>
-        <w:rPr>
-          <w:highlight w:val="yellow"/>
-        </w:rPr>
-      </w:pPr>
-      <w:r>
-        <w:rPr>
-          <w:highlight w:val="yellow"/>
-        </w:rPr>
-        <w:t>B Headings should always be subordinate to A headings e.g. Synthetic procedures, Materials and methods, Crystallography.</w:t>
-      </w:r>
-    </w:p>
-    <w:p>
-      <w:pPr>
-        <w:pStyle w:val="RSCB08CHeadingIn-line"/>
-        <w:rPr>
-          <w:rFonts w:cs="Times New Roman"/>
-          <w:b w:val="0"/>
-          <w:w w:val="108"/>
-          <w:szCs w:val="18"/>
-          <w:highlight w:val="yellow"/>
-        </w:rPr>
-      </w:pPr>
-      <w:r>
-        <w:rPr>
-          <w:highlight w:val="yellow"/>
-        </w:rPr>
-        <w:t xml:space="preserve">C headings should always be subordinate to B headings e.g. General procedure for synthesis of compound X. </w:t>
-      </w:r>
-      <w:r>
-        <w:rPr>
-          <w:rStyle w:val="RSCB02ArticleTextChar"/>
-          <w:b w:val="0"/>
-          <w:highlight w:val="yellow"/>
-        </w:rPr>
-        <w:t>The main paragraph text follows directly on here.</w:t>
-      </w:r>
-    </w:p>
-    <w:p>
-      <w:pPr>
-        <w:pStyle w:val="RSCB02ArticleText"/>
-      </w:pPr>
-      <w:r>
-        <w:rPr>
-          <w:highlight w:val="yellow"/>
-        </w:rPr>
-        <w:t xml:space="preserve">The main text </w:t>
-      </w:r>
-      <w:r>
-        <w:rPr>
-          <w:highlight w:val="yellow"/>
-        </w:rPr>
-        <w:t xml:space="preserve">of </w:t>
-      </w:r>
-      <w:r>
-        <w:rPr>
-          <w:highlight w:val="yellow"/>
-        </w:rPr>
-        <w:t>the article should appear here with headings as appropriate.</w:t>
-      </w:r>
-    </w:p>
-    <w:p>
-      <w:pPr>
-        <w:pStyle w:val="RSCB02ArticleText"/>
-      </w:pPr>
+        <w:t>Literature Review/ Data</w:t>
+      </w:r>
     </w:p>
     <w:p>
       <w:pPr>
@@ -680,8 +654,14 @@
           <w:tab w:val="num" w:pos="426"/>
         </w:tabs>
         <w:ind w:left="284" w:hanging="284"/>
-      </w:pPr>
-      <w:r>
+        <w:rPr>
+          <w:highlight w:val="green"/>
+        </w:rPr>
+      </w:pPr>
+      <w:r>
+        <w:rPr>
+          <w:highlight w:val="green"/>
+        </w:rPr>
         <w:t>Building the descriptor space</w:t>
       </w:r>
     </w:p>
@@ -732,6 +712,206 @@
       <w:r>
         <w:t>Descriptor sparsity, collinearity, and dimensionality constraints</w:t>
       </w:r>
+    </w:p>
+    <w:p>
+      <w:pPr>
+        <w:pStyle w:val="RSCB02ArticleText"/>
+      </w:pPr>
+    </w:p>
+    <w:p>
+      <w:pPr>
+        <w:pStyle w:val="RSCB02ArticleText"/>
+      </w:pPr>
+    </w:p>
+    <w:p>
+      <w:pPr>
+        <w:pStyle w:val="RSCB04AHeadingSection"/>
+        <w:rPr>
+          <w:ins w:id="0" w:author="Hasan Mansoor (Staff)" w:date="2026-07-03T08:30:00Z" w16du:dateUtc="2026-07-03T07:30:00Z"/>
+        </w:rPr>
+      </w:pPr>
+      <w:r>
+        <w:t>Methodology</w:t>
+      </w:r>
+    </w:p>
+    <w:p>
+      <w:pPr>
+        <w:pStyle w:val="RSCB02ArticleText"/>
+        <w:rPr>
+          <w:ins w:id="1" w:author="Hasan Mansoor (Staff)" w:date="2026-07-03T08:41:00Z" w16du:dateUtc="2026-07-03T07:41:00Z"/>
+        </w:rPr>
+      </w:pPr>
+      <w:ins w:id="2" w:author="Hasan Mansoor (Staff)" w:date="2026-07-03T08:41:00Z" w16du:dateUtc="2026-07-03T07:41:00Z">
+        <w:r>
+          <w:t xml:space="preserve">Will be a description of the models and how they are chained together. Novelty </w:t>
+        </w:r>
+      </w:ins>
+      <w:ins w:id="3" w:author="Hasan Mansoor (Staff)" w:date="2026-07-03T08:42:00Z" w16du:dateUtc="2026-07-03T07:42:00Z">
+        <w:r>
+          <w:t>limited to architecture and application as opposed to model building.</w:t>
+        </w:r>
+      </w:ins>
+    </w:p>
+    <w:p>
+      <w:pPr>
+        <w:pStyle w:val="RSCB02ArticleText"/>
+        <w:rPr>
+          <w:ins w:id="4" w:author="Hasan Mansoor (Staff)" w:date="2026-07-03T08:32:00Z" w16du:dateUtc="2026-07-03T07:32:00Z"/>
+        </w:rPr>
+      </w:pPr>
+      <w:ins w:id="5" w:author="Hasan Mansoor (Staff)" w:date="2026-07-03T08:31:00Z" w16du:dateUtc="2026-07-03T07:31:00Z">
+        <w:r>
+          <w:t>Based on a ML-Simulation</w:t>
+        </w:r>
+      </w:ins>
+      <w:ins w:id="6" w:author="Hasan Mansoor (Staff)" w:date="2026-07-03T08:32:00Z" w16du:dateUtc="2026-07-03T07:32:00Z">
+        <w:r>
+          <w:t xml:space="preserve"> with a starting point in existing literature:</w:t>
+        </w:r>
+      </w:ins>
+    </w:p>
+    <w:p>
+      <w:pPr>
+        <w:pStyle w:val="RSCB02ArticleText"/>
+        <w:numPr>
+          <w:ilvl w:val="0"/>
+          <w:numId w:val="18"/>
+        </w:numPr>
+        <w:rPr>
+          <w:ins w:id="7" w:author="Hasan Mansoor (Staff)" w:date="2026-07-03T08:33:00Z" w16du:dateUtc="2026-07-03T07:33:00Z"/>
+        </w:rPr>
+        <w:pPrChange w:id="8" w:author="Hasan Mansoor (Staff)" w:date="2026-07-03T08:33:00Z" w16du:dateUtc="2026-07-03T07:33:00Z">
+          <w:pPr>
+            <w:pStyle w:val="RSCB02ArticleText"/>
+            <w:numPr>
+              <w:ilvl w:val="2"/>
+              <w:numId w:val="15"/>
+            </w:numPr>
+            <w:ind w:left="2160" w:hanging="360"/>
+          </w:pPr>
+        </w:pPrChange>
+      </w:pPr>
+      <w:ins w:id="9" w:author="Hasan Mansoor (Staff)" w:date="2026-07-03T08:34:00Z" w16du:dateUtc="2026-07-03T07:34:00Z">
+        <w:r>
+          <w:t xml:space="preserve">1-shot: </w:t>
+        </w:r>
+      </w:ins>
+      <w:ins w:id="10" w:author="Hasan Mansoor (Staff)" w:date="2026-07-03T08:32:00Z" w16du:dateUtc="2026-07-03T07:32:00Z">
+        <w:r>
+          <w:t>Baseline model</w:t>
+        </w:r>
+      </w:ins>
+      <w:ins w:id="11" w:author="Hasan Mansoor (Staff)" w:date="2026-07-03T08:33:00Z" w16du:dateUtc="2026-07-03T07:33:00Z">
+        <w:r>
+          <w:t xml:space="preserve"> (OCSVM)</w:t>
+        </w:r>
+      </w:ins>
+      <w:ins w:id="12" w:author="Hasan Mansoor (Staff)" w:date="2026-07-03T08:32:00Z" w16du:dateUtc="2026-07-03T07:32:00Z">
+        <w:r>
+          <w:t xml:space="preserve"> </w:t>
+        </w:r>
+      </w:ins>
+      <w:ins w:id="13" w:author="Hasan Mansoor (Staff)" w:date="2026-07-03T08:33:00Z" w16du:dateUtc="2026-07-03T07:33:00Z">
+        <w:r>
+          <w:t>+ Binary Simulation</w:t>
+        </w:r>
+      </w:ins>
+    </w:p>
+    <w:p>
+      <w:pPr>
+        <w:pStyle w:val="RSCB02ArticleText"/>
+        <w:numPr>
+          <w:ilvl w:val="0"/>
+          <w:numId w:val="18"/>
+        </w:numPr>
+        <w:rPr>
+          <w:ins w:id="14" w:author="Hasan Mansoor (Staff)" w:date="2026-07-03T08:35:00Z" w16du:dateUtc="2026-07-03T07:35:00Z"/>
+        </w:rPr>
+      </w:pPr>
+      <w:ins w:id="15" w:author="Hasan Mansoor (Staff)" w:date="2026-07-03T08:34:00Z" w16du:dateUtc="2026-07-03T07:34:00Z">
+        <w:r>
+          <w:t>1-shot: SVM + Energy</w:t>
+        </w:r>
+      </w:ins>
+      <w:ins w:id="16" w:author="Hasan Mansoor (Staff)" w:date="2026-07-03T08:35:00Z" w16du:dateUtc="2026-07-03T07:35:00Z">
+        <w:r>
+          <w:t xml:space="preserve"> Simulation</w:t>
+        </w:r>
+      </w:ins>
+    </w:p>
+    <w:p>
+      <w:pPr>
+        <w:pStyle w:val="RSCB02ArticleText"/>
+        <w:numPr>
+          <w:ilvl w:val="0"/>
+          <w:numId w:val="18"/>
+        </w:numPr>
+        <w:rPr>
+          <w:ins w:id="17" w:author="Hasan Mansoor (Staff)" w:date="2026-07-03T08:29:00Z" w16du:dateUtc="2026-07-03T07:29:00Z"/>
+        </w:rPr>
+        <w:pPrChange w:id="18" w:author="Hasan Mansoor (Staff)" w:date="2026-07-03T08:33:00Z" w16du:dateUtc="2026-07-03T07:33:00Z">
+          <w:pPr>
+            <w:pStyle w:val="RSCB04AHeadingSection"/>
+          </w:pPr>
+        </w:pPrChange>
+      </w:pPr>
+      <w:ins w:id="19" w:author="Hasan Mansoor (Staff)" w:date="2026-07-03T08:35:00Z" w16du:dateUtc="2026-07-03T07:35:00Z">
+        <w:r>
+          <w:t>2-shot: SVR + Energy Simulation</w:t>
+        </w:r>
+      </w:ins>
+    </w:p>
+    <w:p>
+      <w:pPr>
+        <w:pStyle w:val="RSCB06BHeadingSub-Section"/>
+        <w:rPr>
+          <w:ins w:id="20" w:author="Hasan Mansoor (Staff)" w:date="2026-07-03T09:00:00Z" w16du:dateUtc="2026-07-03T08:00:00Z"/>
+          <w:i/>
+          <w:iCs/>
+          <w:rPrChange w:id="21" w:author="Hasan Mansoor (Staff)" w:date="2026-07-03T09:23:00Z" w16du:dateUtc="2026-07-03T08:23:00Z">
+            <w:rPr>
+              <w:ins w:id="22" w:author="Hasan Mansoor (Staff)" w:date="2026-07-03T09:00:00Z" w16du:dateUtc="2026-07-03T08:00:00Z"/>
+            </w:rPr>
+          </w:rPrChange>
+        </w:rPr>
+      </w:pPr>
+      <w:ins w:id="23" w:author="Hasan Mansoor (Staff)" w:date="2026-07-03T09:23:00Z" w16du:dateUtc="2026-07-03T08:23:00Z">
+        <w:r>
+          <w:rPr>
+            <w:i/>
+            <w:iCs/>
+          </w:rPr>
+          <w:t>Full page (2 col) image illustrating overall workflow/pipeline</w:t>
+        </w:r>
+      </w:ins>
+    </w:p>
+    <w:p>
+      <w:pPr>
+        <w:pStyle w:val="RSCB06BHeadingSub-Section"/>
+        <w:rPr>
+          <w:ins w:id="24" w:author="Hasan Mansoor (Staff)" w:date="2026-07-03T08:29:00Z" w16du:dateUtc="2026-07-03T07:29:00Z"/>
+        </w:rPr>
+        <w:pPrChange w:id="25" w:author="Hasan Mansoor (Staff)" w:date="2026-07-03T08:29:00Z" w16du:dateUtc="2026-07-03T07:29:00Z">
+          <w:pPr>
+            <w:pStyle w:val="RSCB04AHeadingSection"/>
+          </w:pPr>
+        </w:pPrChange>
+      </w:pPr>
+      <w:ins w:id="26" w:author="Hasan Mansoor (Staff)" w:date="2026-07-03T08:29:00Z" w16du:dateUtc="2026-07-03T07:29:00Z">
+        <w:r>
+          <w:t xml:space="preserve">Baseline </w:t>
+        </w:r>
+      </w:ins>
+      <w:ins w:id="27" w:author="Hasan Mansoor (Staff)" w:date="2026-07-03T08:36:00Z" w16du:dateUtc="2026-07-03T07:36:00Z">
+        <w:r>
+          <w:t>Single Class Labelling model</w:t>
+        </w:r>
+      </w:ins>
+      <w:ins w:id="28" w:author="Hasan Mansoor (Staff)" w:date="2026-07-03T08:37:00Z" w16du:dateUtc="2026-07-03T07:37:00Z">
+        <w:r>
+          <w:t xml:space="preserve"> (OCSVM)</w:t>
+        </w:r>
+      </w:ins>
     </w:p>
     <w:p>
       <w:pPr>
@@ -745,10 +925,19 @@
           <w:tab w:val="num" w:pos="426"/>
         </w:tabs>
         <w:ind w:left="284" w:hanging="284"/>
-      </w:pPr>
-      <w:r>
-        <w:t>Establishing the baseline predictive model</w:t>
-      </w:r>
+        <w:rPr>
+          <w:moveTo w:id="29" w:author="Hasan Mansoor (Staff)" w:date="2026-07-03T08:29:00Z" w16du:dateUtc="2026-07-03T07:29:00Z"/>
+        </w:rPr>
+      </w:pPr>
+      <w:moveToRangeStart w:id="30" w:author="Hasan Mansoor (Staff)" w:date="2026-07-03T08:29:00Z" w:name="move233959773"/>
+      <w:moveTo w:id="31" w:author="Hasan Mansoor (Staff)" w:date="2026-07-03T08:29:00Z" w16du:dateUtc="2026-07-03T07:29:00Z">
+        <w:r>
+          <w:rPr>
+            <w:highlight w:val="green"/>
+          </w:rPr>
+          <w:t>Establishing the baseline predictive model</w:t>
+        </w:r>
+      </w:moveTo>
     </w:p>
     <w:p>
       <w:pPr>
@@ -757,10 +946,15 @@
           <w:ilvl w:val="0"/>
           <w:numId w:val="18"/>
         </w:numPr>
-      </w:pPr>
-      <w:r>
-        <w:t>Initial model trained on labelled data</w:t>
-      </w:r>
+        <w:rPr>
+          <w:moveTo w:id="32" w:author="Hasan Mansoor (Staff)" w:date="2026-07-03T08:29:00Z" w16du:dateUtc="2026-07-03T07:29:00Z"/>
+        </w:rPr>
+      </w:pPr>
+      <w:moveTo w:id="33" w:author="Hasan Mansoor (Staff)" w:date="2026-07-03T08:29:00Z" w16du:dateUtc="2026-07-03T07:29:00Z">
+        <w:r>
+          <w:t>Initial model trained on labelled data</w:t>
+        </w:r>
+      </w:moveTo>
     </w:p>
     <w:p>
       <w:pPr>
@@ -769,10 +963,15 @@
           <w:ilvl w:val="0"/>
           <w:numId w:val="18"/>
         </w:numPr>
-      </w:pPr>
-      <w:r>
-        <w:t>Positive-only or highly imbalanced learning rationale</w:t>
-      </w:r>
+        <w:rPr>
+          <w:moveTo w:id="34" w:author="Hasan Mansoor (Staff)" w:date="2026-07-03T08:29:00Z" w16du:dateUtc="2026-07-03T07:29:00Z"/>
+        </w:rPr>
+      </w:pPr>
+      <w:moveTo w:id="35" w:author="Hasan Mansoor (Staff)" w:date="2026-07-03T08:29:00Z" w16du:dateUtc="2026-07-03T07:29:00Z">
+        <w:r>
+          <w:t>Positive-only or highly imbalanced learning rationale</w:t>
+        </w:r>
+      </w:moveTo>
     </w:p>
     <w:p>
       <w:pPr>
@@ -781,10 +980,82 @@
           <w:ilvl w:val="0"/>
           <w:numId w:val="18"/>
         </w:numPr>
-      </w:pPr>
-      <w:r>
-        <w:t>First-pass ranking of database candidates</w:t>
-      </w:r>
+        <w:rPr>
+          <w:ins w:id="36" w:author="Hasan Mansoor (Staff)" w:date="2026-07-03T08:58:00Z" w16du:dateUtc="2026-07-03T07:58:00Z"/>
+        </w:rPr>
+      </w:pPr>
+      <w:moveTo w:id="37" w:author="Hasan Mansoor (Staff)" w:date="2026-07-03T08:29:00Z" w16du:dateUtc="2026-07-03T07:29:00Z">
+        <w:r>
+          <w:t>First-pass ranking of database candidates</w:t>
+        </w:r>
+      </w:moveTo>
+    </w:p>
+    <w:p>
+      <w:pPr>
+        <w:pStyle w:val="RSCB02ArticleText"/>
+        <w:rPr>
+          <w:ins w:id="38" w:author="Hasan Mansoor (Staff)" w:date="2026-07-03T08:59:00Z" w16du:dateUtc="2026-07-03T07:59:00Z"/>
+        </w:rPr>
+      </w:pPr>
+      <w:ins w:id="39" w:author="Hasan Mansoor (Staff)" w:date="2026-07-03T08:59:00Z" w16du:dateUtc="2026-07-03T07:59:00Z">
+        <w:r>
+          <w:t xml:space="preserve">Using the results we are able to simulate a choice of candidates to assess </w:t>
+        </w:r>
+        <w:r>
+          <w:rPr>
+            <w:b/>
+            <w:bCs/>
+            <w:rPrChange w:id="40" w:author="Hasan Mansoor (Staff)" w:date="2026-07-03T08:59:00Z" w16du:dateUtc="2026-07-03T07:59:00Z">
+              <w:rPr/>
+            </w:rPrChange>
+          </w:rPr>
+          <w:t>predictive power</w:t>
+        </w:r>
+        <w:r>
+          <w:t>.</w:t>
+        </w:r>
+      </w:ins>
+    </w:p>
+    <w:p>
+      <w:pPr>
+        <w:pStyle w:val="RSCB02ArticleText"/>
+        <w:rPr>
+          <w:moveTo w:id="41" w:author="Hasan Mansoor (Staff)" w:date="2026-07-03T08:29:00Z" w16du:dateUtc="2026-07-03T07:29:00Z"/>
+        </w:rPr>
+        <w:pPrChange w:id="42" w:author="Hasan Mansoor (Staff)" w:date="2026-07-03T08:58:00Z" w16du:dateUtc="2026-07-03T07:58:00Z">
+          <w:pPr>
+            <w:pStyle w:val="RSCB02ArticleText"/>
+            <w:numPr>
+              <w:numId w:val="18"/>
+            </w:numPr>
+            <w:ind w:left="720" w:hanging="360"/>
+          </w:pPr>
+        </w:pPrChange>
+      </w:pPr>
+    </w:p>
+    <w:moveToRangeEnd w:id="30"/>
+    <w:p>
+      <w:pPr>
+        <w:pStyle w:val="RSCB06BHeadingSub-Section"/>
+        <w:rPr>
+          <w:ins w:id="43" w:author="Hasan Mansoor (Staff)" w:date="2026-07-03T08:37:00Z" w16du:dateUtc="2026-07-03T07:37:00Z"/>
+        </w:rPr>
+      </w:pPr>
+      <w:ins w:id="44" w:author="Hasan Mansoor (Staff)" w:date="2026-07-03T08:36:00Z" w16du:dateUtc="2026-07-03T07:36:00Z">
+        <w:r>
+          <w:t>Second Stage Two Class Labelling model (S</w:t>
+        </w:r>
+      </w:ins>
+      <w:ins w:id="45" w:author="Hasan Mansoor (Staff)" w:date="2026-07-03T08:37:00Z" w16du:dateUtc="2026-07-03T07:37:00Z">
+        <w:r>
+          <w:t>VM</w:t>
+        </w:r>
+      </w:ins>
+      <w:ins w:id="46" w:author="Hasan Mansoor (Staff)" w:date="2026-07-03T08:36:00Z" w16du:dateUtc="2026-07-03T07:36:00Z">
+        <w:r>
+          <w:t>)</w:t>
+        </w:r>
+      </w:ins>
     </w:p>
     <w:p>
       <w:pPr>
@@ -798,10 +1069,27 @@
           <w:tab w:val="num" w:pos="426"/>
         </w:tabs>
         <w:ind w:left="284" w:hanging="284"/>
-      </w:pPr>
-      <w:r>
-        <w:t>Closing the simulation–ML loop</w:t>
-      </w:r>
+        <w:rPr>
+          <w:ins w:id="47" w:author="Hasan Mansoor (Staff)" w:date="2026-07-03T08:39:00Z" w16du:dateUtc="2026-07-03T07:39:00Z"/>
+          <w:highlight w:val="green"/>
+          <w:rPrChange w:id="48" w:author="Hasan Mansoor (Staff)" w:date="2026-07-03T08:39:00Z" w16du:dateUtc="2026-07-03T07:39:00Z">
+            <w:rPr>
+              <w:ins w:id="49" w:author="Hasan Mansoor (Staff)" w:date="2026-07-03T08:39:00Z" w16du:dateUtc="2026-07-03T07:39:00Z"/>
+            </w:rPr>
+          </w:rPrChange>
+        </w:rPr>
+      </w:pPr>
+      <w:ins w:id="50" w:author="Hasan Mansoor (Staff)" w:date="2026-07-03T08:39:00Z" w16du:dateUtc="2026-07-03T07:39:00Z">
+        <w:r>
+          <w:rPr>
+            <w:highlight w:val="green"/>
+            <w:rPrChange w:id="51" w:author="Hasan Mansoor (Staff)" w:date="2026-07-03T08:39:00Z" w16du:dateUtc="2026-07-03T07:39:00Z">
+              <w:rPr/>
+            </w:rPrChange>
+          </w:rPr>
+          <w:t>Closing the simulation–ML loop</w:t>
+        </w:r>
+      </w:ins>
     </w:p>
     <w:p>
       <w:pPr>
@@ -810,10 +1098,15 @@
           <w:ilvl w:val="0"/>
           <w:numId w:val="19"/>
         </w:numPr>
-      </w:pPr>
-      <w:r>
-        <w:t>Selection of candidates across top / middle / low predicted ranges</w:t>
-      </w:r>
+        <w:rPr>
+          <w:ins w:id="52" w:author="Hasan Mansoor (Staff)" w:date="2026-07-03T08:39:00Z" w16du:dateUtc="2026-07-03T07:39:00Z"/>
+        </w:rPr>
+      </w:pPr>
+      <w:ins w:id="53" w:author="Hasan Mansoor (Staff)" w:date="2026-07-03T08:39:00Z" w16du:dateUtc="2026-07-03T07:39:00Z">
+        <w:r>
+          <w:t>Selection of candidates across top / middle / low predicted ranges</w:t>
+        </w:r>
+      </w:ins>
     </w:p>
     <w:p>
       <w:pPr>
@@ -822,10 +1115,15 @@
           <w:ilvl w:val="0"/>
           <w:numId w:val="19"/>
         </w:numPr>
-      </w:pPr>
-      <w:r>
-        <w:t>Simulation-derived adsorption-energy feedback</w:t>
-      </w:r>
+        <w:rPr>
+          <w:ins w:id="54" w:author="Hasan Mansoor (Staff)" w:date="2026-07-03T08:39:00Z" w16du:dateUtc="2026-07-03T07:39:00Z"/>
+        </w:rPr>
+      </w:pPr>
+      <w:ins w:id="55" w:author="Hasan Mansoor (Staff)" w:date="2026-07-03T08:39:00Z" w16du:dateUtc="2026-07-03T07:39:00Z">
+        <w:r>
+          <w:t>Simulation-derived adsorption-energy feedback</w:t>
+        </w:r>
+      </w:ins>
     </w:p>
     <w:p>
       <w:pPr>
@@ -834,10 +1132,15 @@
           <w:ilvl w:val="0"/>
           <w:numId w:val="19"/>
         </w:numPr>
-      </w:pPr>
-      <w:r>
-        <w:t>Model updating across iterative rounds</w:t>
-      </w:r>
+        <w:rPr>
+          <w:ins w:id="56" w:author="Hasan Mansoor (Staff)" w:date="2026-07-03T08:39:00Z" w16du:dateUtc="2026-07-03T07:39:00Z"/>
+        </w:rPr>
+      </w:pPr>
+      <w:ins w:id="57" w:author="Hasan Mansoor (Staff)" w:date="2026-07-03T08:39:00Z" w16du:dateUtc="2026-07-03T07:39:00Z">
+        <w:r>
+          <w:t>Model updating across iterative rounds</w:t>
+        </w:r>
+      </w:ins>
     </w:p>
     <w:p>
       <w:pPr>
@@ -846,10 +1149,187 @@
           <w:ilvl w:val="0"/>
           <w:numId w:val="19"/>
         </w:numPr>
-      </w:pPr>
-      <w:r>
-        <w:t>Convergence and error structure</w:t>
-      </w:r>
+        <w:rPr>
+          <w:ins w:id="58" w:author="Hasan Mansoor (Staff)" w:date="2026-07-03T08:39:00Z" w16du:dateUtc="2026-07-03T07:39:00Z"/>
+        </w:rPr>
+      </w:pPr>
+      <w:ins w:id="59" w:author="Hasan Mansoor (Staff)" w:date="2026-07-03T08:39:00Z" w16du:dateUtc="2026-07-03T07:39:00Z">
+        <w:r>
+          <w:t>Convergence and error structure</w:t>
+        </w:r>
+        <w:r>
+          <w:t xml:space="preserve"> (</w:t>
+        </w:r>
+        <w:r>
+          <w:rPr>
+            <w:b/>
+            <w:bCs/>
+          </w:rPr>
+          <w:t>results</w:t>
+        </w:r>
+        <w:r>
+          <w:t>)</w:t>
+        </w:r>
+      </w:ins>
+    </w:p>
+    <w:p>
+      <w:pPr>
+        <w:pStyle w:val="RSCB06BHeadingSub-Section"/>
+        <w:rPr>
+          <w:ins w:id="60" w:author="Hasan Mansoor (Staff)" w:date="2026-07-03T08:37:00Z" w16du:dateUtc="2026-07-03T07:37:00Z"/>
+        </w:rPr>
+      </w:pPr>
+    </w:p>
+    <w:p>
+      <w:pPr>
+        <w:pStyle w:val="RSCB06BHeadingSub-Section"/>
+        <w:rPr>
+          <w:ins w:id="61" w:author="Hasan Mansoor (Staff)" w:date="2026-07-03T08:42:00Z" w16du:dateUtc="2026-07-03T07:42:00Z"/>
+        </w:rPr>
+      </w:pPr>
+      <w:ins w:id="62" w:author="Hasan Mansoor (Staff)" w:date="2026-07-03T08:37:00Z" w16du:dateUtc="2026-07-03T07:37:00Z">
+        <w:r>
+          <w:t>Final Stage Recurrent Scoring model (SVR)</w:t>
+        </w:r>
+      </w:ins>
+    </w:p>
+    <w:p>
+      <w:pPr>
+        <w:pStyle w:val="RSCB06BHeadingSub-Section"/>
+        <w:rPr>
+          <w:b w:val="0"/>
+          <w:bCs/>
+          <w:rPrChange w:id="63" w:author="Hasan Mansoor (Staff)" w:date="2026-07-03T08:42:00Z" w16du:dateUtc="2026-07-03T07:42:00Z">
+            <w:rPr/>
+          </w:rPrChange>
+        </w:rPr>
+        <w:pPrChange w:id="64" w:author="Hasan Mansoor (Staff)" w:date="2026-07-03T08:35:00Z" w16du:dateUtc="2026-07-03T07:35:00Z">
+          <w:pPr>
+            <w:pStyle w:val="RSCB04AHeadingSection"/>
+          </w:pPr>
+        </w:pPrChange>
+      </w:pPr>
+      <w:ins w:id="65" w:author="Hasan Mansoor (Staff)" w:date="2026-07-03T08:42:00Z" w16du:dateUtc="2026-07-03T07:42:00Z">
+        <w:r>
+          <w:rPr>
+            <w:b w:val="0"/>
+            <w:bCs/>
+          </w:rPr>
+          <w:t>This stage will be presented as the looping stage where we d</w:t>
+        </w:r>
+      </w:ins>
+      <w:ins w:id="66" w:author="Hasan Mansoor (Staff)" w:date="2026-07-03T08:43:00Z" w16du:dateUtc="2026-07-03T07:43:00Z">
+        <w:r>
+          <w:rPr>
+            <w:b w:val="0"/>
+            <w:bCs/>
+          </w:rPr>
+          <w:t xml:space="preserve">ecide termination (ideally) on some metric of convergences OR (not ideal) empirical </w:t>
+        </w:r>
+      </w:ins>
+      <w:ins w:id="67" w:author="Hasan Mansoor (Staff)" w:date="2026-07-03T08:44:00Z" w16du:dateUtc="2026-07-03T07:44:00Z">
+        <w:r>
+          <w:rPr>
+            <w:b w:val="0"/>
+            <w:bCs/>
+          </w:rPr>
+          <w:t>expediency</w:t>
+        </w:r>
+      </w:ins>
+      <w:ins w:id="68" w:author="Hasan Mansoor (Staff)" w:date="2026-07-03T08:58:00Z" w16du:dateUtc="2026-07-03T07:58:00Z">
+        <w:r>
+          <w:rPr>
+            <w:b w:val="0"/>
+            <w:bCs/>
+          </w:rPr>
+          <w:t>/reality</w:t>
+        </w:r>
+      </w:ins>
+      <w:ins w:id="69" w:author="Hasan Mansoor (Staff)" w:date="2026-07-03T08:44:00Z" w16du:dateUtc="2026-07-03T07:44:00Z">
+        <w:r>
+          <w:rPr>
+            <w:b w:val="0"/>
+            <w:bCs/>
+          </w:rPr>
+          <w:t>.</w:t>
+        </w:r>
+      </w:ins>
+    </w:p>
+    <w:p>
+      <w:pPr>
+        <w:pStyle w:val="RSCB04AHeadingSection"/>
+      </w:pPr>
+      <w:r>
+        <w:t>Results and Discussion</w:t>
+      </w:r>
+    </w:p>
+    <w:p>
+      <w:pPr>
+        <w:pStyle w:val="RSCB06BHeadingSub-Section"/>
+        <w:rPr>
+          <w:highlight w:val="yellow"/>
+        </w:rPr>
+      </w:pPr>
+      <w:r>
+        <w:rPr>
+          <w:highlight w:val="yellow"/>
+        </w:rPr>
+        <w:t>B Headings should always be subordinate to A headings e.g. Synthetic procedures, Materials and methods, Crystallography.</w:t>
+      </w:r>
+    </w:p>
+    <w:p>
+      <w:pPr>
+        <w:pStyle w:val="RSCB08CHeadingIn-line"/>
+        <w:rPr>
+          <w:rFonts w:cs="Times New Roman"/>
+          <w:b w:val="0"/>
+          <w:w w:val="108"/>
+          <w:szCs w:val="18"/>
+          <w:highlight w:val="yellow"/>
+        </w:rPr>
+      </w:pPr>
+      <w:r>
+        <w:rPr>
+          <w:highlight w:val="yellow"/>
+        </w:rPr>
+        <w:t xml:space="preserve">C headings should always be subordinate to B headings e.g. General procedure for synthesis of compound X. </w:t>
+      </w:r>
+      <w:r>
+        <w:rPr>
+          <w:rStyle w:val="RSCB02ArticleTextChar"/>
+          <w:b w:val="0"/>
+          <w:highlight w:val="yellow"/>
+        </w:rPr>
+        <w:t>The main paragraph text follows directly on here.</w:t>
+      </w:r>
+    </w:p>
+    <w:p>
+      <w:pPr>
+        <w:pStyle w:val="RSCB02ArticleText"/>
+      </w:pPr>
+      <w:r>
+        <w:rPr>
+          <w:highlight w:val="yellow"/>
+        </w:rPr>
+        <w:t xml:space="preserve">The main text </w:t>
+      </w:r>
+      <w:r>
+        <w:rPr>
+          <w:highlight w:val="yellow"/>
+        </w:rPr>
+        <w:t xml:space="preserve">of </w:t>
+      </w:r>
+      <w:r>
+        <w:rPr>
+          <w:highlight w:val="yellow"/>
+        </w:rPr>
+        <w:t>the article should appear here with headings as appropriate.</w:t>
+      </w:r>
+    </w:p>
+    <w:p>
+      <w:pPr>
+        <w:pStyle w:val="RSCB02ArticleText"/>
+      </w:pPr>
     </w:p>
     <w:p>
       <w:pPr>
@@ -863,59 +1343,114 @@
           <w:tab w:val="num" w:pos="426"/>
         </w:tabs>
         <w:ind w:left="284" w:hanging="284"/>
-      </w:pPr>
-      <w:r>
-        <w:t>What controls predicted PFOA affinity</w:t>
-      </w:r>
+        <w:rPr>
+          <w:moveFrom w:id="70" w:author="Hasan Mansoor (Staff)" w:date="2026-07-03T08:29:00Z" w16du:dateUtc="2026-07-03T07:29:00Z"/>
+          <w:highlight w:val="green"/>
+          <w:rPrChange w:id="71" w:author="Hasan Mansoor (Staff)" w:date="2026-07-03T08:40:00Z" w16du:dateUtc="2026-07-03T07:40:00Z">
+            <w:rPr>
+              <w:moveFrom w:id="72" w:author="Hasan Mansoor (Staff)" w:date="2026-07-03T08:29:00Z" w16du:dateUtc="2026-07-03T07:29:00Z"/>
+            </w:rPr>
+          </w:rPrChange>
+        </w:rPr>
+      </w:pPr>
+      <w:moveFromRangeStart w:id="73" w:author="Hasan Mansoor (Staff)" w:date="2026-07-03T08:29:00Z" w:name="move233959773"/>
+      <w:moveFrom w:id="74" w:author="Hasan Mansoor (Staff)" w:date="2026-07-03T08:29:00Z" w16du:dateUtc="2026-07-03T07:29:00Z">
+        <w:r>
+          <w:rPr>
+            <w:highlight w:val="green"/>
+          </w:rPr>
+          <w:t>Establishing the baseline predictive model</w:t>
+        </w:r>
+      </w:moveFrom>
     </w:p>
     <w:p>
       <w:pPr>
         <w:pStyle w:val="RSCB02ArticleText"/>
         <w:numPr>
           <w:ilvl w:val="0"/>
-          <w:numId w:val="20"/>
+          <w:numId w:val="18"/>
         </w:numPr>
-      </w:pPr>
-      <w:r>
-        <w:t>Contribution of pore descriptors</w:t>
-      </w:r>
+        <w:rPr>
+          <w:moveFrom w:id="75" w:author="Hasan Mansoor (Staff)" w:date="2026-07-03T08:29:00Z" w16du:dateUtc="2026-07-03T07:29:00Z"/>
+          <w:highlight w:val="green"/>
+          <w:rPrChange w:id="76" w:author="Hasan Mansoor (Staff)" w:date="2026-07-03T08:40:00Z" w16du:dateUtc="2026-07-03T07:40:00Z">
+            <w:rPr>
+              <w:moveFrom w:id="77" w:author="Hasan Mansoor (Staff)" w:date="2026-07-03T08:29:00Z" w16du:dateUtc="2026-07-03T07:29:00Z"/>
+            </w:rPr>
+          </w:rPrChange>
+        </w:rPr>
+      </w:pPr>
+      <w:moveFrom w:id="78" w:author="Hasan Mansoor (Staff)" w:date="2026-07-03T08:29:00Z" w16du:dateUtc="2026-07-03T07:29:00Z">
+        <w:r>
+          <w:rPr>
+            <w:highlight w:val="green"/>
+            <w:rPrChange w:id="79" w:author="Hasan Mansoor (Staff)" w:date="2026-07-03T08:40:00Z" w16du:dateUtc="2026-07-03T07:40:00Z">
+              <w:rPr/>
+            </w:rPrChange>
+          </w:rPr>
+          <w:t>Initial model trained on labelled data</w:t>
+        </w:r>
+      </w:moveFrom>
     </w:p>
     <w:p>
       <w:pPr>
         <w:pStyle w:val="RSCB02ArticleText"/>
         <w:numPr>
           <w:ilvl w:val="0"/>
-          <w:numId w:val="20"/>
+          <w:numId w:val="18"/>
         </w:numPr>
-      </w:pPr>
-      <w:r>
-        <w:t>Contribution of surface / chemical descriptors</w:t>
-      </w:r>
+        <w:rPr>
+          <w:moveFrom w:id="80" w:author="Hasan Mansoor (Staff)" w:date="2026-07-03T08:29:00Z" w16du:dateUtc="2026-07-03T07:29:00Z"/>
+          <w:highlight w:val="green"/>
+          <w:rPrChange w:id="81" w:author="Hasan Mansoor (Staff)" w:date="2026-07-03T08:40:00Z" w16du:dateUtc="2026-07-03T07:40:00Z">
+            <w:rPr>
+              <w:moveFrom w:id="82" w:author="Hasan Mansoor (Staff)" w:date="2026-07-03T08:29:00Z" w16du:dateUtc="2026-07-03T07:29:00Z"/>
+            </w:rPr>
+          </w:rPrChange>
+        </w:rPr>
+      </w:pPr>
+      <w:moveFrom w:id="83" w:author="Hasan Mansoor (Staff)" w:date="2026-07-03T08:29:00Z" w16du:dateUtc="2026-07-03T07:29:00Z">
+        <w:r>
+          <w:rPr>
+            <w:highlight w:val="green"/>
+            <w:rPrChange w:id="84" w:author="Hasan Mansoor (Staff)" w:date="2026-07-03T08:40:00Z" w16du:dateUtc="2026-07-03T07:40:00Z">
+              <w:rPr/>
+            </w:rPrChange>
+          </w:rPr>
+          <w:t>Positive-only or highly imbalanced learning rationale</w:t>
+        </w:r>
+      </w:moveFrom>
     </w:p>
     <w:p>
       <w:pPr>
         <w:pStyle w:val="RSCB02ArticleText"/>
         <w:numPr>
           <w:ilvl w:val="0"/>
-          <w:numId w:val="20"/>
+          <w:numId w:val="18"/>
         </w:numPr>
-      </w:pPr>
-      <w:r>
-        <w:t>Role of metal identity</w:t>
-      </w:r>
-    </w:p>
-    <w:p>
-      <w:pPr>
-        <w:pStyle w:val="RSCB02ArticleText"/>
-        <w:numPr>
-          <w:ilvl w:val="0"/>
-          <w:numId w:val="20"/>
-        </w:numPr>
-      </w:pPr>
-      <w:r>
-        <w:t>Emerging design rules for strong PFOA binding</w:t>
-      </w:r>
-    </w:p>
+        <w:rPr>
+          <w:moveFrom w:id="85" w:author="Hasan Mansoor (Staff)" w:date="2026-07-03T08:29:00Z" w16du:dateUtc="2026-07-03T07:29:00Z"/>
+          <w:highlight w:val="green"/>
+          <w:rPrChange w:id="86" w:author="Hasan Mansoor (Staff)" w:date="2026-07-03T08:40:00Z" w16du:dateUtc="2026-07-03T07:40:00Z">
+            <w:rPr>
+              <w:moveFrom w:id="87" w:author="Hasan Mansoor (Staff)" w:date="2026-07-03T08:29:00Z" w16du:dateUtc="2026-07-03T07:29:00Z"/>
+            </w:rPr>
+          </w:rPrChange>
+        </w:rPr>
+      </w:pPr>
+      <w:moveFrom w:id="88" w:author="Hasan Mansoor (Staff)" w:date="2026-07-03T08:29:00Z" w16du:dateUtc="2026-07-03T07:29:00Z">
+        <w:r>
+          <w:rPr>
+            <w:highlight w:val="green"/>
+            <w:rPrChange w:id="89" w:author="Hasan Mansoor (Staff)" w:date="2026-07-03T08:40:00Z" w16du:dateUtc="2026-07-03T07:40:00Z">
+              <w:rPr/>
+            </w:rPrChange>
+          </w:rPr>
+          <w:t>First-pass ranking of database candidates</w:t>
+        </w:r>
+      </w:moveFrom>
+    </w:p>
+    <w:moveFromRangeEnd w:id="73"/>
     <w:p>
       <w:pPr>
         <w:pStyle w:val="RSCB02ArticleText"/>
@@ -928,67 +1463,143 @@
           <w:tab w:val="num" w:pos="426"/>
         </w:tabs>
         <w:ind w:left="284" w:hanging="284"/>
-      </w:pPr>
-      <w:r>
-        <w:t>Predictive</w:t>
-      </w:r>
-      <w:r>
-        <w:t xml:space="preserve"> discovery of candidate </w:t>
-      </w:r>
-      <w:r>
-        <w:t xml:space="preserve">/ lead </w:t>
-      </w:r>
-      <w:r>
-        <w:t>benchmark sorbents</w:t>
-      </w:r>
+        <w:rPr>
+          <w:del w:id="90" w:author="Hasan Mansoor (Staff)" w:date="2026-07-03T08:38:00Z" w16du:dateUtc="2026-07-03T07:38:00Z"/>
+          <w:highlight w:val="green"/>
+          <w:rPrChange w:id="91" w:author="Hasan Mansoor (Staff)" w:date="2026-07-03T08:40:00Z" w16du:dateUtc="2026-07-03T07:40:00Z">
+            <w:rPr>
+              <w:del w:id="92" w:author="Hasan Mansoor (Staff)" w:date="2026-07-03T08:38:00Z" w16du:dateUtc="2026-07-03T07:38:00Z"/>
+            </w:rPr>
+          </w:rPrChange>
+        </w:rPr>
+      </w:pPr>
+      <w:del w:id="93" w:author="Hasan Mansoor (Staff)" w:date="2026-07-03T08:38:00Z" w16du:dateUtc="2026-07-03T07:38:00Z">
+        <w:r>
+          <w:rPr>
+            <w:highlight w:val="green"/>
+            <w:rPrChange w:id="94" w:author="Hasan Mansoor (Staff)" w:date="2026-07-03T08:40:00Z" w16du:dateUtc="2026-07-03T07:40:00Z">
+              <w:rPr/>
+            </w:rPrChange>
+          </w:rPr>
+          <w:delText>Closing the simulation–ML loop</w:delText>
+        </w:r>
+      </w:del>
     </w:p>
     <w:p>
       <w:pPr>
         <w:pStyle w:val="RSCB02ArticleText"/>
         <w:numPr>
           <w:ilvl w:val="0"/>
-          <w:numId w:val="21"/>
+          <w:numId w:val="19"/>
         </w:numPr>
-      </w:pPr>
-      <w:r>
-        <w:t>Ranked shortlist from the database search space</w:t>
-      </w:r>
+        <w:rPr>
+          <w:del w:id="95" w:author="Hasan Mansoor (Staff)" w:date="2026-07-03T08:38:00Z" w16du:dateUtc="2026-07-03T07:38:00Z"/>
+          <w:highlight w:val="green"/>
+          <w:rPrChange w:id="96" w:author="Hasan Mansoor (Staff)" w:date="2026-07-03T08:40:00Z" w16du:dateUtc="2026-07-03T07:40:00Z">
+            <w:rPr>
+              <w:del w:id="97" w:author="Hasan Mansoor (Staff)" w:date="2026-07-03T08:38:00Z" w16du:dateUtc="2026-07-03T07:38:00Z"/>
+            </w:rPr>
+          </w:rPrChange>
+        </w:rPr>
+      </w:pPr>
+      <w:del w:id="98" w:author="Hasan Mansoor (Staff)" w:date="2026-07-03T08:38:00Z" w16du:dateUtc="2026-07-03T07:38:00Z">
+        <w:r>
+          <w:rPr>
+            <w:highlight w:val="green"/>
+            <w:rPrChange w:id="99" w:author="Hasan Mansoor (Staff)" w:date="2026-07-03T08:40:00Z" w16du:dateUtc="2026-07-03T07:40:00Z">
+              <w:rPr/>
+            </w:rPrChange>
+          </w:rPr>
+          <w:delText>Selection of candidates across top / middle / low predicted ranges</w:delText>
+        </w:r>
+      </w:del>
     </w:p>
     <w:p>
       <w:pPr>
         <w:pStyle w:val="RSCB02ArticleText"/>
         <w:numPr>
           <w:ilvl w:val="0"/>
-          <w:numId w:val="21"/>
+          <w:numId w:val="19"/>
         </w:numPr>
-      </w:pPr>
-      <w:r>
-        <w:t>Agreement between simulation and model ranking</w:t>
-      </w:r>
+        <w:rPr>
+          <w:del w:id="100" w:author="Hasan Mansoor (Staff)" w:date="2026-07-03T08:38:00Z" w16du:dateUtc="2026-07-03T07:38:00Z"/>
+          <w:highlight w:val="green"/>
+          <w:rPrChange w:id="101" w:author="Hasan Mansoor (Staff)" w:date="2026-07-03T08:40:00Z" w16du:dateUtc="2026-07-03T07:40:00Z">
+            <w:rPr>
+              <w:del w:id="102" w:author="Hasan Mansoor (Staff)" w:date="2026-07-03T08:38:00Z" w16du:dateUtc="2026-07-03T07:38:00Z"/>
+            </w:rPr>
+          </w:rPrChange>
+        </w:rPr>
+      </w:pPr>
+      <w:del w:id="103" w:author="Hasan Mansoor (Staff)" w:date="2026-07-03T08:38:00Z" w16du:dateUtc="2026-07-03T07:38:00Z">
+        <w:r>
+          <w:rPr>
+            <w:highlight w:val="green"/>
+            <w:rPrChange w:id="104" w:author="Hasan Mansoor (Staff)" w:date="2026-07-03T08:40:00Z" w16du:dateUtc="2026-07-03T07:40:00Z">
+              <w:rPr/>
+            </w:rPrChange>
+          </w:rPr>
+          <w:delText>Simulation-derived adsorption-energy feedback</w:delText>
+        </w:r>
+      </w:del>
     </w:p>
     <w:p>
       <w:pPr>
         <w:pStyle w:val="RSCB02ArticleText"/>
         <w:numPr>
           <w:ilvl w:val="0"/>
-          <w:numId w:val="21"/>
+          <w:numId w:val="19"/>
         </w:numPr>
-      </w:pPr>
-      <w:r>
-        <w:t>Chemically interpretable reasons for high-ranking candidates</w:t>
-      </w:r>
+        <w:rPr>
+          <w:del w:id="105" w:author="Hasan Mansoor (Staff)" w:date="2026-07-03T08:38:00Z" w16du:dateUtc="2026-07-03T07:38:00Z"/>
+          <w:highlight w:val="green"/>
+          <w:rPrChange w:id="106" w:author="Hasan Mansoor (Staff)" w:date="2026-07-03T08:40:00Z" w16du:dateUtc="2026-07-03T07:40:00Z">
+            <w:rPr>
+              <w:del w:id="107" w:author="Hasan Mansoor (Staff)" w:date="2026-07-03T08:38:00Z" w16du:dateUtc="2026-07-03T07:38:00Z"/>
+            </w:rPr>
+          </w:rPrChange>
+        </w:rPr>
+      </w:pPr>
+      <w:del w:id="108" w:author="Hasan Mansoor (Staff)" w:date="2026-07-03T08:38:00Z" w16du:dateUtc="2026-07-03T07:38:00Z">
+        <w:r>
+          <w:rPr>
+            <w:highlight w:val="green"/>
+            <w:rPrChange w:id="109" w:author="Hasan Mansoor (Staff)" w:date="2026-07-03T08:40:00Z" w16du:dateUtc="2026-07-03T07:40:00Z">
+              <w:rPr/>
+            </w:rPrChange>
+          </w:rPr>
+          <w:delText>Model updating across iterative rounds</w:delText>
+        </w:r>
+      </w:del>
     </w:p>
     <w:p>
       <w:pPr>
         <w:pStyle w:val="RSCB02ArticleText"/>
         <w:numPr>
           <w:ilvl w:val="0"/>
-          <w:numId w:val="21"/>
+          <w:numId w:val="19"/>
         </w:numPr>
-      </w:pPr>
-      <w:r>
-        <w:t>Which candidates should move to experiment first</w:t>
-      </w:r>
+        <w:rPr>
+          <w:del w:id="110" w:author="Hasan Mansoor (Staff)" w:date="2026-07-03T08:38:00Z" w16du:dateUtc="2026-07-03T07:38:00Z"/>
+          <w:highlight w:val="green"/>
+          <w:rPrChange w:id="111" w:author="Hasan Mansoor (Staff)" w:date="2026-07-03T08:40:00Z" w16du:dateUtc="2026-07-03T07:40:00Z">
+            <w:rPr>
+              <w:del w:id="112" w:author="Hasan Mansoor (Staff)" w:date="2026-07-03T08:38:00Z" w16du:dateUtc="2026-07-03T07:38:00Z"/>
+            </w:rPr>
+          </w:rPrChange>
+        </w:rPr>
+      </w:pPr>
+      <w:del w:id="113" w:author="Hasan Mansoor (Staff)" w:date="2026-07-03T08:38:00Z" w16du:dateUtc="2026-07-03T07:38:00Z">
+        <w:r>
+          <w:rPr>
+            <w:highlight w:val="green"/>
+            <w:rPrChange w:id="114" w:author="Hasan Mansoor (Staff)" w:date="2026-07-03T08:40:00Z" w16du:dateUtc="2026-07-03T07:40:00Z">
+              <w:rPr/>
+            </w:rPrChange>
+          </w:rPr>
+          <w:delText>Convergence and error structure</w:delText>
+        </w:r>
+      </w:del>
     </w:p>
     <w:p>
       <w:pPr>
@@ -1002,6 +1613,211 @@
           <w:tab w:val="num" w:pos="426"/>
         </w:tabs>
         <w:ind w:left="284" w:hanging="284"/>
+        <w:rPr>
+          <w:highlight w:val="green"/>
+          <w:rPrChange w:id="115" w:author="Hasan Mansoor (Staff)" w:date="2026-07-03T08:40:00Z" w16du:dateUtc="2026-07-03T07:40:00Z">
+            <w:rPr/>
+          </w:rPrChange>
+        </w:rPr>
+      </w:pPr>
+      <w:r>
+        <w:rPr>
+          <w:highlight w:val="green"/>
+          <w:rPrChange w:id="116" w:author="Hasan Mansoor (Staff)" w:date="2026-07-03T08:40:00Z" w16du:dateUtc="2026-07-03T07:40:00Z">
+            <w:rPr/>
+          </w:rPrChange>
+        </w:rPr>
+        <w:t>What controls predicted PFOA affinity</w:t>
+      </w:r>
+    </w:p>
+    <w:p>
+      <w:pPr>
+        <w:pStyle w:val="RSCB02ArticleText"/>
+        <w:numPr>
+          <w:ilvl w:val="0"/>
+          <w:numId w:val="20"/>
+        </w:numPr>
+      </w:pPr>
+      <w:r>
+        <w:t>Contribution of pore descriptors</w:t>
+      </w:r>
+    </w:p>
+    <w:p>
+      <w:pPr>
+        <w:pStyle w:val="RSCB02ArticleText"/>
+        <w:numPr>
+          <w:ilvl w:val="0"/>
+          <w:numId w:val="20"/>
+        </w:numPr>
+      </w:pPr>
+      <w:r>
+        <w:t>Contribution of surface / chemical descriptors</w:t>
+      </w:r>
+    </w:p>
+    <w:p>
+      <w:pPr>
+        <w:pStyle w:val="RSCB02ArticleText"/>
+        <w:numPr>
+          <w:ilvl w:val="0"/>
+          <w:numId w:val="20"/>
+        </w:numPr>
+      </w:pPr>
+      <w:r>
+        <w:t>Role of metal identity</w:t>
+      </w:r>
+    </w:p>
+    <w:p>
+      <w:pPr>
+        <w:pStyle w:val="RSCB02ArticleText"/>
+        <w:numPr>
+          <w:ilvl w:val="0"/>
+          <w:numId w:val="20"/>
+        </w:numPr>
+      </w:pPr>
+      <w:r>
+        <w:t>Emerging design rules for strong PFOA binding</w:t>
+      </w:r>
+    </w:p>
+    <w:p>
+      <w:pPr>
+        <w:pStyle w:val="RSCB02ArticleText"/>
+        <w:numPr>
+          <w:ilvl w:val="0"/>
+          <w:numId w:val="15"/>
+        </w:numPr>
+        <w:tabs>
+          <w:tab w:val="clear" w:pos="720"/>
+          <w:tab w:val="num" w:pos="426"/>
+        </w:tabs>
+        <w:ind w:left="284" w:hanging="284"/>
+        <w:rPr>
+          <w:highlight w:val="green"/>
+          <w:rPrChange w:id="117" w:author="Hasan Mansoor (Staff)" w:date="2026-07-03T08:40:00Z" w16du:dateUtc="2026-07-03T07:40:00Z">
+            <w:rPr/>
+          </w:rPrChange>
+        </w:rPr>
+      </w:pPr>
+      <w:r>
+        <w:rPr>
+          <w:highlight w:val="green"/>
+          <w:rPrChange w:id="118" w:author="Hasan Mansoor (Staff)" w:date="2026-07-03T08:40:00Z" w16du:dateUtc="2026-07-03T07:40:00Z">
+            <w:rPr/>
+          </w:rPrChange>
+        </w:rPr>
+        <w:t>Predictive</w:t>
+      </w:r>
+      <w:r>
+        <w:rPr>
+          <w:highlight w:val="green"/>
+          <w:rPrChange w:id="119" w:author="Hasan Mansoor (Staff)" w:date="2026-07-03T08:40:00Z" w16du:dateUtc="2026-07-03T07:40:00Z">
+            <w:rPr/>
+          </w:rPrChange>
+        </w:rPr>
+        <w:t xml:space="preserve"> discovery of candidate </w:t>
+      </w:r>
+      <w:r>
+        <w:rPr>
+          <w:highlight w:val="green"/>
+          <w:rPrChange w:id="120" w:author="Hasan Mansoor (Staff)" w:date="2026-07-03T08:40:00Z" w16du:dateUtc="2026-07-03T07:40:00Z">
+            <w:rPr/>
+          </w:rPrChange>
+        </w:rPr>
+        <w:t xml:space="preserve">/ lead </w:t>
+      </w:r>
+      <w:r>
+        <w:rPr>
+          <w:highlight w:val="green"/>
+          <w:rPrChange w:id="121" w:author="Hasan Mansoor (Staff)" w:date="2026-07-03T08:40:00Z" w16du:dateUtc="2026-07-03T07:40:00Z">
+            <w:rPr/>
+          </w:rPrChange>
+        </w:rPr>
+        <w:t>benchmark sorbents</w:t>
+      </w:r>
+    </w:p>
+    <w:p>
+      <w:pPr>
+        <w:pStyle w:val="RSCB02ArticleText"/>
+        <w:numPr>
+          <w:ilvl w:val="0"/>
+          <w:numId w:val="21"/>
+        </w:numPr>
+      </w:pPr>
+      <w:r>
+        <w:t>Ranked shortlist from the database search space</w:t>
+      </w:r>
+    </w:p>
+    <w:p>
+      <w:pPr>
+        <w:pStyle w:val="RSCB02ArticleText"/>
+        <w:numPr>
+          <w:ilvl w:val="0"/>
+          <w:numId w:val="21"/>
+        </w:numPr>
+      </w:pPr>
+      <w:r>
+        <w:t>Agreement between simulation and model ranking</w:t>
+      </w:r>
+    </w:p>
+    <w:p>
+      <w:pPr>
+        <w:pStyle w:val="RSCB02ArticleText"/>
+        <w:numPr>
+          <w:ilvl w:val="0"/>
+          <w:numId w:val="21"/>
+        </w:numPr>
+        <w:rPr>
+          <w:highlight w:val="cyan"/>
+          <w:rPrChange w:id="122" w:author="Hasan Mansoor (Staff)" w:date="2026-07-03T08:40:00Z" w16du:dateUtc="2026-07-03T07:40:00Z">
+            <w:rPr/>
+          </w:rPrChange>
+        </w:rPr>
+      </w:pPr>
+      <w:r>
+        <w:rPr>
+          <w:highlight w:val="cyan"/>
+          <w:rPrChange w:id="123" w:author="Hasan Mansoor (Staff)" w:date="2026-07-03T08:40:00Z" w16du:dateUtc="2026-07-03T07:40:00Z">
+            <w:rPr/>
+          </w:rPrChange>
+        </w:rPr>
+        <w:t>Chemically interpretable reasons for high-ranking candidates</w:t>
+      </w:r>
+    </w:p>
+    <w:p>
+      <w:pPr>
+        <w:pStyle w:val="RSCB02ArticleText"/>
+        <w:numPr>
+          <w:ilvl w:val="0"/>
+          <w:numId w:val="21"/>
+        </w:numPr>
+        <w:rPr>
+          <w:highlight w:val="cyan"/>
+          <w:rPrChange w:id="124" w:author="Hasan Mansoor (Staff)" w:date="2026-07-03T08:40:00Z" w16du:dateUtc="2026-07-03T07:40:00Z">
+            <w:rPr/>
+          </w:rPrChange>
+        </w:rPr>
+      </w:pPr>
+      <w:r>
+        <w:rPr>
+          <w:highlight w:val="cyan"/>
+          <w:rPrChange w:id="125" w:author="Hasan Mansoor (Staff)" w:date="2026-07-03T08:40:00Z" w16du:dateUtc="2026-07-03T07:40:00Z">
+            <w:rPr/>
+          </w:rPrChange>
+        </w:rPr>
+        <w:t>Which candidates should move to experiment first</w:t>
+      </w:r>
+    </w:p>
+    <w:p>
+      <w:pPr>
+        <w:pStyle w:val="RSCB02ArticleText"/>
+        <w:numPr>
+          <w:ilvl w:val="0"/>
+          <w:numId w:val="15"/>
+        </w:numPr>
+        <w:tabs>
+          <w:tab w:val="clear" w:pos="720"/>
+          <w:tab w:val="num" w:pos="426"/>
+        </w:tabs>
+        <w:ind w:left="284" w:hanging="284"/>
       </w:pPr>
       <w:r>
         <w:t>Broader implications</w:t>
@@ -1016,6 +1832,7 @@
         </w:numPr>
       </w:pPr>
       <w:r>
+        <w:lastRenderedPageBreak/>
         <w:t>What the study says about predictive design of PFAS adsorbents</w:t>
       </w:r>
     </w:p>
@@ -1292,11 +2109,15 @@
         <w:pStyle w:val="RSCB02ArticleText"/>
       </w:pPr>
       <w:r>
-        <w:lastRenderedPageBreak/>
         <w:t>Conceptualisation</w:t>
       </w:r>
-      <w:r>
-        <w:t xml:space="preserve">: ; </w:t>
+      <w:proofErr w:type="gramStart"/>
+      <w:r>
+        <w:t>: ;</w:t>
+      </w:r>
+      <w:proofErr w:type="gramEnd"/>
+      <w:r>
+        <w:t xml:space="preserve"> </w:t>
       </w:r>
       <w:r>
         <w:t>Descriptor generation and data mining</w:t>
@@ -1606,7 +2427,7 @@
               </wp:anchor>
             </w:drawing>
           </mc:Choice>
-          <mc:Fallback>
+          <mc:Fallback xmlns:w16sdtfl="http://schemas.microsoft.com/office/word/2024/wordml/sdtformatlock">
             <w:pict>
               <v:shape w14:anchorId="4CD97A5F" id="_x0000_s1027" type="#_x0000_t202" style="position:absolute;left:0;text-align:left;margin-left:2.8pt;margin-top:116.15pt;width:247.05pt;height:304.6pt;z-index:251658241;visibility:visible;mso-wrap-style:square;mso-width-percent:0;mso-height-percent:0;mso-wrap-distance-left:9pt;mso-wrap-distance-top:0;mso-wrap-distance-right:9pt;mso-wrap-distance-bottom:0;mso-position-horizontal:absolute;mso-position-horizontal-relative:margin;mso-position-vertical:absolute;mso-position-vertical-relative:page;mso-width-percent:0;mso-height-percent:0;mso-width-relative:margin;mso-height-relative:margin;v-text-anchor:top" o:gfxdata="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">
                 <v:stroke opacity="26214f"/>
@@ -1844,6 +2665,7 @@
         <w:t xml:space="preserve">We strongly encourage authors to include author contributions and recommend using </w:t>
       </w:r>
       <w:hyperlink r:id="rId19" w:history="1">
+        <w:proofErr w:type="spellStart"/>
         <w:r>
           <w:rPr>
             <w:rStyle w:val="Hyperlink"/>
@@ -1851,6 +2673,7 @@
           </w:rPr>
           <w:t>CRediT</w:t>
         </w:r>
+        <w:proofErr w:type="spellEnd"/>
         <w:r>
           <w:rPr>
             <w:rStyle w:val="Hyperlink"/>
@@ -2283,7 +3106,21 @@
         <w:rPr>
           <w:highlight w:val="yellow"/>
         </w:rPr>
-        <w:t xml:space="preserve"> about our commitments to the principles of  San Francisco Declaration on Research Assessment (DORA).</w:t>
+        <w:t xml:space="preserve"> about our commitments to the principles </w:t>
+      </w:r>
+      <w:proofErr w:type="gramStart"/>
+      <w:r>
+        <w:rPr>
+          <w:highlight w:val="yellow"/>
+        </w:rPr>
+        <w:t>of  San</w:t>
+      </w:r>
+      <w:proofErr w:type="gramEnd"/>
+      <w:r>
+        <w:rPr>
+          <w:highlight w:val="yellow"/>
+        </w:rPr>
+        <w:t xml:space="preserve"> Francisco Declaration on Research Assessment (DORA).</w:t>
       </w:r>
     </w:p>
     <w:p>
@@ -2308,7 +3145,7 @@
 </file>
 
 <file path=word/endnotes.xml><?xml version="1.0" encoding="utf-8"?>
-<w:endnotes xmlns:wpc="http://schemas.microsoft.com/office/word/2010/wordprocessingCanvas" xmlns:cx="http://schemas.microsoft.com/office/drawing/2014/chartex" xmlns:cx1="http://schemas.microsoft.com/office/drawing/2015/9/8/chartex" xmlns:cx2="http://schemas.microsoft.com/office/drawing/2015/10/21/chartex" xmlns:cx3="http://schemas.microsoft.com/office/drawing/2016/5/9/chartex" xmlns:cx4="http://schemas.microsoft.com/office/drawing/2016/5/10/chartex" xmlns:cx5="http://schemas.microsoft.com/office/drawing/2016/5/11/chartex" xmlns:cx6="http://schemas.microsoft.com/office/drawing/2016/5/12/chartex" xmlns:cx7="http://schemas.microsoft.com/office/drawing/2016/5/13/chartex" xmlns:cx8="http://schemas.microsoft.com/office/drawing/2016/5/14/chartex" xmlns:mc="http://schemas.openxmlformats.org/markup-compatibility/2006" xmlns:aink="http://schemas.microsoft.com/office/drawing/2016/ink" xmlns:am3d="http://schemas.microsoft.com/office/drawing/2017/model3d" xmlns:o="urn:schemas-microsoft-com:office:office" xmlns:oel="http://schemas.microsoft.com/office/2019/extlst" xmlns:r="http://schemas.openxmlformats.org/officeDocument/2006/relationships" xmlns:m="http://schemas.openxmlformats.org/officeDocument/2006/math" xmlns:v="urn:schemas-microsoft-com:vml" xmlns:wp14="http://schemas.microsoft.com/office/word/2010/wordprocessingDrawing" xmlns:wp="http://schemas.openxmlformats.org/drawingml/2006/wordprocessingDrawing" xmlns:w10="urn:schemas-microsoft-com:office:word" xmlns:w="http://schemas.openxmlformats.org/wordprocessingml/2006/main" xmlns:w14="http://schemas.microsoft.com/office/word/2010/wordml" xmlns:w15="http://schemas.microsoft.com/office/word/2012/wordml" xmlns:w16cex="http://schemas.microsoft.com/office/word/2018/wordml/cex" xmlns:w16cid="http://schemas.microsoft.com/office/word/2016/wordml/cid" xmlns:w16="http://schemas.microsoft.com/office/word/2018/wordml" xmlns:w16du="http://schemas.microsoft.com/office/word/2023/wordml/word16du" xmlns:w16sdtdh="http://schemas.microsoft.com/office/word/2020/wordml/sdtdatahash" xmlns:w16sdtfl="http://schemas.microsoft.com/office/word/2024/wordml/sdtformatlock" xmlns:w16se="http://schemas.microsoft.com/office/word/2015/wordml/symex" xmlns:wpg="http://schemas.microsoft.com/office/word/2010/wordprocessingGroup" xmlns:wpi="http://schemas.microsoft.com/office/word/2010/wordprocessingInk" xmlns:wne="http://schemas.microsoft.com/office/word/2006/wordml" xmlns:wps="http://schemas.microsoft.com/office/word/2010/wordprocessingShape" mc:Ignorable="w14 w15 w16se w16cid w16 w16cex w16sdtdh w16sdtfl w16du wp14">
+<w:endnotes xmlns:wpc="http://schemas.microsoft.com/office/word/2010/wordprocessingCanvas" xmlns:cx="http://schemas.microsoft.com/office/drawing/2014/chartex" xmlns:cx1="http://schemas.microsoft.com/office/drawing/2015/9/8/chartex" xmlns:cx2="http://schemas.microsoft.com/office/drawing/2015/10/21/chartex" xmlns:cx3="http://schemas.microsoft.com/office/drawing/2016/5/9/chartex" xmlns:cx4="http://schemas.microsoft.com/office/drawing/2016/5/10/chartex" xmlns:cx5="http://schemas.microsoft.com/office/drawing/2016/5/11/chartex" xmlns:cx6="http://schemas.microsoft.com/office/drawing/2016/5/12/chartex" xmlns:cx7="http://schemas.microsoft.com/office/drawing/2016/5/13/chartex" xmlns:cx8="http://schemas.microsoft.com/office/drawing/2016/5/14/chartex" xmlns:mc="http://schemas.openxmlformats.org/markup-compatibility/2006" xmlns:aink="http://schemas.microsoft.com/office/drawing/2016/ink" xmlns:am3d="http://schemas.microsoft.com/office/drawing/2017/model3d" xmlns:o="urn:schemas-microsoft-com:office:office" xmlns:oel="http://schemas.microsoft.com/office/2019/extlst" xmlns:r="http://schemas.openxmlformats.org/officeDocument/2006/relationships" xmlns:m="http://schemas.openxmlformats.org/officeDocument/2006/math" xmlns:v="urn:schemas-microsoft-com:vml" xmlns:wp14="http://schemas.microsoft.com/office/word/2010/wordprocessingDrawing" xmlns:wp="http://schemas.openxmlformats.org/drawingml/2006/wordprocessingDrawing" xmlns:w10="urn:schemas-microsoft-com:office:word" xmlns:w="http://schemas.openxmlformats.org/wordprocessingml/2006/main" xmlns:w14="http://schemas.microsoft.com/office/word/2010/wordml" xmlns:w15="http://schemas.microsoft.com/office/word/2012/wordml" xmlns:w16cex="http://schemas.microsoft.com/office/word/2018/wordml/cex" xmlns:w16cid="http://schemas.microsoft.com/office/word/2016/wordml/cid" xmlns:w16="http://schemas.microsoft.com/office/word/2018/wordml" xmlns:w16du="http://schemas.microsoft.com/office/word/2023/wordml/word16du" xmlns:w16sdtdh="http://schemas.microsoft.com/office/word/2020/wordml/sdtdatahash" xmlns:w16se="http://schemas.microsoft.com/office/word/2015/wordml/symex" xmlns:wpg="http://schemas.microsoft.com/office/word/2010/wordprocessingGroup" xmlns:wpi="http://schemas.microsoft.com/office/word/2010/wordprocessingInk" xmlns:wne="http://schemas.microsoft.com/office/word/2006/wordml" xmlns:wps="http://schemas.microsoft.com/office/word/2010/wordprocessingShape" mc:Ignorable="w14 w15 w16se w16cid w16 w16cex w16sdtdh w16du wp14">
   <w:endnote w:type="separator" w:id="-1">
     <w:p>
       <w:pPr>
@@ -2343,7 +3180,7 @@
 </file>
 
 <file path=word/footer1.xml><?xml version="1.0" encoding="utf-8"?>
-<w:ftr xmlns:wpc="http://schemas.microsoft.com/office/word/2010/wordprocessingCanvas" xmlns:cx="http://schemas.microsoft.com/office/drawing/2014/chartex" xmlns:cx1="http://schemas.microsoft.com/office/drawing/2015/9/8/chartex" xmlns:cx2="http://schemas.microsoft.com/office/drawing/2015/10/21/chartex" xmlns:cx3="http://schemas.microsoft.com/office/drawing/2016/5/9/chartex" xmlns:cx4="http://schemas.microsoft.com/office/drawing/2016/5/10/chartex" xmlns:cx5="http://schemas.microsoft.com/office/drawing/2016/5/11/chartex" xmlns:cx6="http://schemas.microsoft.com/office/drawing/2016/5/12/chartex" xmlns:cx7="http://schemas.microsoft.com/office/drawing/2016/5/13/chartex" xmlns:cx8="http://schemas.microsoft.com/office/drawing/2016/5/14/chartex" xmlns:mc="http://schemas.openxmlformats.org/markup-compatibility/2006" xmlns:aink="http://schemas.microsoft.com/office/drawing/2016/ink" xmlns:am3d="http://schemas.microsoft.com/office/drawing/2017/model3d" xmlns:o="urn:schemas-microsoft-com:office:office" xmlns:oel="http://schemas.microsoft.com/office/2019/extlst" xmlns:r="http://schemas.openxmlformats.org/officeDocument/2006/relationships" xmlns:m="http://schemas.openxmlformats.org/officeDocument/2006/math" xmlns:v="urn:schemas-microsoft-com:vml" xmlns:wp14="http://schemas.microsoft.com/office/word/2010/wordprocessingDrawing" xmlns:wp="http://schemas.openxmlformats.org/drawingml/2006/wordprocessingDrawing" xmlns:w10="urn:schemas-microsoft-com:office:word" xmlns:w="http://schemas.openxmlformats.org/wordprocessingml/2006/main" xmlns:w14="http://schemas.microsoft.com/office/word/2010/wordml" xmlns:w15="http://schemas.microsoft.com/office/word/2012/wordml" xmlns:w16cex="http://schemas.microsoft.com/office/word/2018/wordml/cex" xmlns:w16cid="http://schemas.microsoft.com/office/word/2016/wordml/cid" xmlns:w16="http://schemas.microsoft.com/office/word/2018/wordml" xmlns:w16du="http://schemas.microsoft.com/office/word/2023/wordml/word16du" xmlns:w16sdtdh="http://schemas.microsoft.com/office/word/2020/wordml/sdtdatahash" xmlns:w16sdtfl="http://schemas.microsoft.com/office/word/2024/wordml/sdtformatlock" xmlns:w16se="http://schemas.microsoft.com/office/word/2015/wordml/symex" xmlns:wpg="http://schemas.microsoft.com/office/word/2010/wordprocessingGroup" xmlns:wpi="http://schemas.microsoft.com/office/word/2010/wordprocessingInk" xmlns:wne="http://schemas.microsoft.com/office/word/2006/wordml" xmlns:wps="http://schemas.microsoft.com/office/word/2010/wordprocessingShape" mc:Ignorable="w14 w15 w16se w16cid w16 w16cex w16sdtdh w16sdtfl w16du wp14">
+<w:ftr xmlns:wpc="http://schemas.microsoft.com/office/word/2010/wordprocessingCanvas" xmlns:cx="http://schemas.microsoft.com/office/drawing/2014/chartex" xmlns:cx1="http://schemas.microsoft.com/office/drawing/2015/9/8/chartex" xmlns:cx2="http://schemas.microsoft.com/office/drawing/2015/10/21/chartex" xmlns:cx3="http://schemas.microsoft.com/office/drawing/2016/5/9/chartex" xmlns:cx4="http://schemas.microsoft.com/office/drawing/2016/5/10/chartex" xmlns:cx5="http://schemas.microsoft.com/office/drawing/2016/5/11/chartex" xmlns:cx6="http://schemas.microsoft.com/office/drawing/2016/5/12/chartex" xmlns:cx7="http://schemas.microsoft.com/office/drawing/2016/5/13/chartex" xmlns:cx8="http://schemas.microsoft.com/office/drawing/2016/5/14/chartex" xmlns:mc="http://schemas.openxmlformats.org/markup-compatibility/2006" xmlns:aink="http://schemas.microsoft.com/office/drawing/2016/ink" xmlns:am3d="http://schemas.microsoft.com/office/drawing/2017/model3d" xmlns:o="urn:schemas-microsoft-com:office:office" xmlns:oel="http://schemas.microsoft.com/office/2019/extlst" xmlns:r="http://schemas.openxmlformats.org/officeDocument/2006/relationships" xmlns:m="http://schemas.openxmlformats.org/officeDocument/2006/math" xmlns:v="urn:schemas-microsoft-com:vml" xmlns:wp14="http://schemas.microsoft.com/office/word/2010/wordprocessingDrawing" xmlns:wp="http://schemas.openxmlformats.org/drawingml/2006/wordprocessingDrawing" xmlns:w10="urn:schemas-microsoft-com:office:word" xmlns:w="http://schemas.openxmlformats.org/wordprocessingml/2006/main" xmlns:w14="http://schemas.microsoft.com/office/word/2010/wordml" xmlns:w15="http://schemas.microsoft.com/office/word/2012/wordml" xmlns:w16cex="http://schemas.microsoft.com/office/word/2018/wordml/cex" xmlns:w16cid="http://schemas.microsoft.com/office/word/2016/wordml/cid" xmlns:w16="http://schemas.microsoft.com/office/word/2018/wordml" xmlns:w16du="http://schemas.microsoft.com/office/word/2023/wordml/word16du" xmlns:w16sdtdh="http://schemas.microsoft.com/office/word/2020/wordml/sdtdatahash" xmlns:w16se="http://schemas.microsoft.com/office/word/2015/wordml/symex" xmlns:wpg="http://schemas.microsoft.com/office/word/2010/wordprocessingGroup" xmlns:wpi="http://schemas.microsoft.com/office/word/2010/wordprocessingInk" xmlns:wne="http://schemas.microsoft.com/office/word/2006/wordml" xmlns:wps="http://schemas.microsoft.com/office/word/2010/wordprocessingShape" mc:Ignorable="w14 w15 w16se w16cid w16 w16cex w16sdtdh w16du wp14">
   <w:p>
     <w:pPr>
       <w:pStyle w:val="Footer"/>
@@ -2524,7 +3361,7 @@
 </file>
 
 <file path=word/footer2.xml><?xml version="1.0" encoding="utf-8"?>
-<w:ftr xmlns:wpc="http://schemas.microsoft.com/office/word/2010/wordprocessingCanvas" xmlns:cx="http://schemas.microsoft.com/office/drawing/2014/chartex" xmlns:cx1="http://schemas.microsoft.com/office/drawing/2015/9/8/chartex" xmlns:cx2="http://schemas.microsoft.com/office/drawing/2015/10/21/chartex" xmlns:cx3="http://schemas.microsoft.com/office/drawing/2016/5/9/chartex" xmlns:cx4="http://schemas.microsoft.com/office/drawing/2016/5/10/chartex" xmlns:cx5="http://schemas.microsoft.com/office/drawing/2016/5/11/chartex" xmlns:cx6="http://schemas.microsoft.com/office/drawing/2016/5/12/chartex" xmlns:cx7="http://schemas.microsoft.com/office/drawing/2016/5/13/chartex" xmlns:cx8="http://schemas.microsoft.com/office/drawing/2016/5/14/chartex" xmlns:mc="http://schemas.openxmlformats.org/markup-compatibility/2006" xmlns:aink="http://schemas.microsoft.com/office/drawing/2016/ink" xmlns:am3d="http://schemas.microsoft.com/office/drawing/2017/model3d" xmlns:o="urn:schemas-microsoft-com:office:office" xmlns:oel="http://schemas.microsoft.com/office/2019/extlst" xmlns:r="http://schemas.openxmlformats.org/officeDocument/2006/relationships" xmlns:m="http://schemas.openxmlformats.org/officeDocument/2006/math" xmlns:v="urn:schemas-microsoft-com:vml" xmlns:wp14="http://schemas.microsoft.com/office/word/2010/wordprocessingDrawing" xmlns:wp="http://schemas.openxmlformats.org/drawingml/2006/wordprocessingDrawing" xmlns:w10="urn:schemas-microsoft-com:office:word" xmlns:w="http://schemas.openxmlformats.org/wordprocessingml/2006/main" xmlns:w14="http://schemas.microsoft.com/office/word/2010/wordml" xmlns:w15="http://schemas.microsoft.com/office/word/2012/wordml" xmlns:w16cex="http://schemas.microsoft.com/office/word/2018/wordml/cex" xmlns:w16cid="http://schemas.microsoft.com/office/word/2016/wordml/cid" xmlns:w16="http://schemas.microsoft.com/office/word/2018/wordml" xmlns:w16du="http://schemas.microsoft.com/office/word/2023/wordml/word16du" xmlns:w16sdtdh="http://schemas.microsoft.com/office/word/2020/wordml/sdtdatahash" xmlns:w16sdtfl="http://schemas.microsoft.com/office/word/2024/wordml/sdtformatlock" xmlns:w16se="http://schemas.microsoft.com/office/word/2015/wordml/symex" xmlns:wpg="http://schemas.microsoft.com/office/word/2010/wordprocessingGroup" xmlns:wpi="http://schemas.microsoft.com/office/word/2010/wordprocessingInk" xmlns:wne="http://schemas.microsoft.com/office/word/2006/wordml" xmlns:wps="http://schemas.microsoft.com/office/word/2010/wordprocessingShape" mc:Ignorable="w14 w15 w16se w16cid w16 w16cex w16sdtdh w16sdtfl w16du wp14">
+<w:ftr xmlns:wpc="http://schemas.microsoft.com/office/word/2010/wordprocessingCanvas" xmlns:cx="http://schemas.microsoft.com/office/drawing/2014/chartex" xmlns:cx1="http://schemas.microsoft.com/office/drawing/2015/9/8/chartex" xmlns:cx2="http://schemas.microsoft.com/office/drawing/2015/10/21/chartex" xmlns:cx3="http://schemas.microsoft.com/office/drawing/2016/5/9/chartex" xmlns:cx4="http://schemas.microsoft.com/office/drawing/2016/5/10/chartex" xmlns:cx5="http://schemas.microsoft.com/office/drawing/2016/5/11/chartex" xmlns:cx6="http://schemas.microsoft.com/office/drawing/2016/5/12/chartex" xmlns:cx7="http://schemas.microsoft.com/office/drawing/2016/5/13/chartex" xmlns:cx8="http://schemas.microsoft.com/office/drawing/2016/5/14/chartex" xmlns:mc="http://schemas.openxmlformats.org/markup-compatibility/2006" xmlns:aink="http://schemas.microsoft.com/office/drawing/2016/ink" xmlns:am3d="http://schemas.microsoft.com/office/drawing/2017/model3d" xmlns:o="urn:schemas-microsoft-com:office:office" xmlns:oel="http://schemas.microsoft.com/office/2019/extlst" xmlns:r="http://schemas.openxmlformats.org/officeDocument/2006/relationships" xmlns:m="http://schemas.openxmlformats.org/officeDocument/2006/math" xmlns:v="urn:schemas-microsoft-com:vml" xmlns:wp14="http://schemas.microsoft.com/office/word/2010/wordprocessingDrawing" xmlns:wp="http://schemas.openxmlformats.org/drawingml/2006/wordprocessingDrawing" xmlns:w10="urn:schemas-microsoft-com:office:word" xmlns:w="http://schemas.openxmlformats.org/wordprocessingml/2006/main" xmlns:w14="http://schemas.microsoft.com/office/word/2010/wordml" xmlns:w15="http://schemas.microsoft.com/office/word/2012/wordml" xmlns:w16cex="http://schemas.microsoft.com/office/word/2018/wordml/cex" xmlns:w16cid="http://schemas.microsoft.com/office/word/2016/wordml/cid" xmlns:w16="http://schemas.microsoft.com/office/word/2018/wordml" xmlns:w16du="http://schemas.microsoft.com/office/word/2023/wordml/word16du" xmlns:w16sdtdh="http://schemas.microsoft.com/office/word/2020/wordml/sdtdatahash" xmlns:w16se="http://schemas.microsoft.com/office/word/2015/wordml/symex" xmlns:wpg="http://schemas.microsoft.com/office/word/2010/wordprocessingGroup" xmlns:wpi="http://schemas.microsoft.com/office/word/2010/wordprocessingInk" xmlns:wne="http://schemas.microsoft.com/office/word/2006/wordml" xmlns:wps="http://schemas.microsoft.com/office/word/2010/wordprocessingShape" mc:Ignorable="w14 w15 w16se w16cid w16 w16cex w16sdtdh w16du wp14">
   <w:p>
     <w:pPr>
       <w:pStyle w:val="Footer"/>
@@ -2713,7 +3550,7 @@
 </file>
 
 <file path=word/footer3.xml><?xml version="1.0" encoding="utf-8"?>
-<w:ftr xmlns:wpc="http://schemas.microsoft.com/office/word/2010/wordprocessingCanvas" xmlns:cx="http://schemas.microsoft.com/office/drawing/2014/chartex" xmlns:cx1="http://schemas.microsoft.com/office/drawing/2015/9/8/chartex" xmlns:cx2="http://schemas.microsoft.com/office/drawing/2015/10/21/chartex" xmlns:cx3="http://schemas.microsoft.com/office/drawing/2016/5/9/chartex" xmlns:cx4="http://schemas.microsoft.com/office/drawing/2016/5/10/chartex" xmlns:cx5="http://schemas.microsoft.com/office/drawing/2016/5/11/chartex" xmlns:cx6="http://schemas.microsoft.com/office/drawing/2016/5/12/chartex" xmlns:cx7="http://schemas.microsoft.com/office/drawing/2016/5/13/chartex" xmlns:cx8="http://schemas.microsoft.com/office/drawing/2016/5/14/chartex" xmlns:mc="http://schemas.openxmlformats.org/markup-compatibility/2006" xmlns:aink="http://schemas.microsoft.com/office/drawing/2016/ink" xmlns:am3d="http://schemas.microsoft.com/office/drawing/2017/model3d" xmlns:o="urn:schemas-microsoft-com:office:office" xmlns:oel="http://schemas.microsoft.com/office/2019/extlst" xmlns:r="http://schemas.openxmlformats.org/officeDocument/2006/relationships" xmlns:m="http://schemas.openxmlformats.org/officeDocument/2006/math" xmlns:v="urn:schemas-microsoft-com:vml" xmlns:wp14="http://schemas.microsoft.com/office/word/2010/wordprocessingDrawing" xmlns:wp="http://schemas.openxmlformats.org/drawingml/2006/wordprocessingDrawing" xmlns:w10="urn:schemas-microsoft-com:office:word" xmlns:w="http://schemas.openxmlformats.org/wordprocessingml/2006/main" xmlns:w14="http://schemas.microsoft.com/office/word/2010/wordml" xmlns:w15="http://schemas.microsoft.com/office/word/2012/wordml" xmlns:w16cex="http://schemas.microsoft.com/office/word/2018/wordml/cex" xmlns:w16cid="http://schemas.microsoft.com/office/word/2016/wordml/cid" xmlns:w16="http://schemas.microsoft.com/office/word/2018/wordml" xmlns:w16du="http://schemas.microsoft.com/office/word/2023/wordml/word16du" xmlns:w16sdtdh="http://schemas.microsoft.com/office/word/2020/wordml/sdtdatahash" xmlns:w16sdtfl="http://schemas.microsoft.com/office/word/2024/wordml/sdtformatlock" xmlns:w16se="http://schemas.microsoft.com/office/word/2015/wordml/symex" xmlns:wpg="http://schemas.microsoft.com/office/word/2010/wordprocessingGroup" xmlns:wpi="http://schemas.microsoft.com/office/word/2010/wordprocessingInk" xmlns:wne="http://schemas.microsoft.com/office/word/2006/wordml" xmlns:wps="http://schemas.microsoft.com/office/word/2010/wordprocessingShape" mc:Ignorable="w14 w15 w16se w16cid w16 w16cex w16sdtdh w16sdtfl w16du wp14">
+<w:ftr xmlns:wpc="http://schemas.microsoft.com/office/word/2010/wordprocessingCanvas" xmlns:cx="http://schemas.microsoft.com/office/drawing/2014/chartex" xmlns:cx1="http://schemas.microsoft.com/office/drawing/2015/9/8/chartex" xmlns:cx2="http://schemas.microsoft.com/office/drawing/2015/10/21/chartex" xmlns:cx3="http://schemas.microsoft.com/office/drawing/2016/5/9/chartex" xmlns:cx4="http://schemas.microsoft.com/office/drawing/2016/5/10/chartex" xmlns:cx5="http://schemas.microsoft.com/office/drawing/2016/5/11/chartex" xmlns:cx6="http://schemas.microsoft.com/office/drawing/2016/5/12/chartex" xmlns:cx7="http://schemas.microsoft.com/office/drawing/2016/5/13/chartex" xmlns:cx8="http://schemas.microsoft.com/office/drawing/2016/5/14/chartex" xmlns:mc="http://schemas.openxmlformats.org/markup-compatibility/2006" xmlns:aink="http://schemas.microsoft.com/office/drawing/2016/ink" xmlns:am3d="http://schemas.microsoft.com/office/drawing/2017/model3d" xmlns:o="urn:schemas-microsoft-com:office:office" xmlns:oel="http://schemas.microsoft.com/office/2019/extlst" xmlns:r="http://schemas.openxmlformats.org/officeDocument/2006/relationships" xmlns:m="http://schemas.openxmlformats.org/officeDocument/2006/math" xmlns:v="urn:schemas-microsoft-com:vml" xmlns:wp14="http://schemas.microsoft.com/office/word/2010/wordprocessingDrawing" xmlns:wp="http://schemas.openxmlformats.org/drawingml/2006/wordprocessingDrawing" xmlns:w10="urn:schemas-microsoft-com:office:word" xmlns:w="http://schemas.openxmlformats.org/wordprocessingml/2006/main" xmlns:w14="http://schemas.microsoft.com/office/word/2010/wordml" xmlns:w15="http://schemas.microsoft.com/office/word/2012/wordml" xmlns:w16cex="http://schemas.microsoft.com/office/word/2018/wordml/cex" xmlns:w16cid="http://schemas.microsoft.com/office/word/2016/wordml/cid" xmlns:w16="http://schemas.microsoft.com/office/word/2018/wordml" xmlns:w16du="http://schemas.microsoft.com/office/word/2023/wordml/word16du" xmlns:w16sdtdh="http://schemas.microsoft.com/office/word/2020/wordml/sdtdatahash" xmlns:w16se="http://schemas.microsoft.com/office/word/2015/wordml/symex" xmlns:wpg="http://schemas.microsoft.com/office/word/2010/wordprocessingGroup" xmlns:wpi="http://schemas.microsoft.com/office/word/2010/wordprocessingInk" xmlns:wne="http://schemas.microsoft.com/office/word/2006/wordml" xmlns:wps="http://schemas.microsoft.com/office/word/2010/wordprocessingShape" mc:Ignorable="w14 w15 w16se w16cid w16 w16cex w16sdtdh w16du wp14">
   <w:p>
     <w:pPr>
       <w:pStyle w:val="Footer"/>
@@ -2817,7 +3654,7 @@
             </wp:anchor>
           </w:drawing>
         </mc:Choice>
-        <mc:Fallback>
+        <mc:Fallback xmlns:w16sdtfl="http://schemas.microsoft.com/office/word/2024/wordml/sdtformatlock">
           <w:pict>
             <v:shapetype w14:anchorId="70BDE793" id="_x0000_t202" coordsize="21600,21600" o:spt="202" path="m,l,21600r21600,l21600,xe">
               <v:stroke joinstyle="miter"/>
@@ -2869,7 +3706,7 @@
 </file>
 
 <file path=word/footnotes.xml><?xml version="1.0" encoding="utf-8"?>
-<w:footnotes xmlns:wpc="http://schemas.microsoft.com/office/word/2010/wordprocessingCanvas" xmlns:cx="http://schemas.microsoft.com/office/drawing/2014/chartex" xmlns:cx1="http://schemas.microsoft.com/office/drawing/2015/9/8/chartex" xmlns:cx2="http://schemas.microsoft.com/office/drawing/2015/10/21/chartex" xmlns:cx3="http://schemas.microsoft.com/office/drawing/2016/5/9/chartex" xmlns:cx4="http://schemas.microsoft.com/office/drawing/2016/5/10/chartex" xmlns:cx5="http://schemas.microsoft.com/office/drawing/2016/5/11/chartex" xmlns:cx6="http://schemas.microsoft.com/office/drawing/2016/5/12/chartex" xmlns:cx7="http://schemas.microsoft.com/office/drawing/2016/5/13/chartex" xmlns:cx8="http://schemas.microsoft.com/office/drawing/2016/5/14/chartex" xmlns:mc="http://schemas.openxmlformats.org/markup-compatibility/2006" xmlns:aink="http://schemas.microsoft.com/office/drawing/2016/ink" xmlns:am3d="http://schemas.microsoft.com/office/drawing/2017/model3d" xmlns:o="urn:schemas-microsoft-com:office:office" xmlns:oel="http://schemas.microsoft.com/office/2019/extlst" xmlns:r="http://schemas.openxmlformats.org/officeDocument/2006/relationships" xmlns:m="http://schemas.openxmlformats.org/officeDocument/2006/math" xmlns:v="urn:schemas-microsoft-com:vml" xmlns:wp14="http://schemas.microsoft.com/office/word/2010/wordprocessingDrawing" xmlns:wp="http://schemas.openxmlformats.org/drawingml/2006/wordprocessingDrawing" xmlns:w10="urn:schemas-microsoft-com:office:word" xmlns:w="http://schemas.openxmlformats.org/wordprocessingml/2006/main" xmlns:w14="http://schemas.microsoft.com/office/word/2010/wordml" xmlns:w15="http://schemas.microsoft.com/office/word/2012/wordml" xmlns:w16cex="http://schemas.microsoft.com/office/word/2018/wordml/cex" xmlns:w16cid="http://schemas.microsoft.com/office/word/2016/wordml/cid" xmlns:w16="http://schemas.microsoft.com/office/word/2018/wordml" xmlns:w16du="http://schemas.microsoft.com/office/word/2023/wordml/word16du" xmlns:w16sdtdh="http://schemas.microsoft.com/office/word/2020/wordml/sdtdatahash" xmlns:w16sdtfl="http://schemas.microsoft.com/office/word/2024/wordml/sdtformatlock" xmlns:w16se="http://schemas.microsoft.com/office/word/2015/wordml/symex" xmlns:wpg="http://schemas.microsoft.com/office/word/2010/wordprocessingGroup" xmlns:wpi="http://schemas.microsoft.com/office/word/2010/wordprocessingInk" xmlns:wne="http://schemas.microsoft.com/office/word/2006/wordml" xmlns:wps="http://schemas.microsoft.com/office/word/2010/wordprocessingShape" mc:Ignorable="w14 w15 w16se w16cid w16 w16cex w16sdtdh w16sdtfl w16du wp14">
+<w:footnotes xmlns:wpc="http://schemas.microsoft.com/office/word/2010/wordprocessingCanvas" xmlns:cx="http://schemas.microsoft.com/office/drawing/2014/chartex" xmlns:cx1="http://schemas.microsoft.com/office/drawing/2015/9/8/chartex" xmlns:cx2="http://schemas.microsoft.com/office/drawing/2015/10/21/chartex" xmlns:cx3="http://schemas.microsoft.com/office/drawing/2016/5/9/chartex" xmlns:cx4="http://schemas.microsoft.com/office/drawing/2016/5/10/chartex" xmlns:cx5="http://schemas.microsoft.com/office/drawing/2016/5/11/chartex" xmlns:cx6="http://schemas.microsoft.com/office/drawing/2016/5/12/chartex" xmlns:cx7="http://schemas.microsoft.com/office/drawing/2016/5/13/chartex" xmlns:cx8="http://schemas.microsoft.com/office/drawing/2016/5/14/chartex" xmlns:mc="http://schemas.openxmlformats.org/markup-compatibility/2006" xmlns:aink="http://schemas.microsoft.com/office/drawing/2016/ink" xmlns:am3d="http://schemas.microsoft.com/office/drawing/2017/model3d" xmlns:o="urn:schemas-microsoft-com:office:office" xmlns:oel="http://schemas.microsoft.com/office/2019/extlst" xmlns:r="http://schemas.openxmlformats.org/officeDocument/2006/relationships" xmlns:m="http://schemas.openxmlformats.org/officeDocument/2006/math" xmlns:v="urn:schemas-microsoft-com:vml" xmlns:wp14="http://schemas.microsoft.com/office/word/2010/wordprocessingDrawing" xmlns:wp="http://schemas.openxmlformats.org/drawingml/2006/wordprocessingDrawing" xmlns:w10="urn:schemas-microsoft-com:office:word" xmlns:w="http://schemas.openxmlformats.org/wordprocessingml/2006/main" xmlns:w14="http://schemas.microsoft.com/office/word/2010/wordml" xmlns:w15="http://schemas.microsoft.com/office/word/2012/wordml" xmlns:w16cex="http://schemas.microsoft.com/office/word/2018/wordml/cex" xmlns:w16cid="http://schemas.microsoft.com/office/word/2016/wordml/cid" xmlns:w16="http://schemas.microsoft.com/office/word/2018/wordml" xmlns:w16du="http://schemas.microsoft.com/office/word/2023/wordml/word16du" xmlns:w16sdtdh="http://schemas.microsoft.com/office/word/2020/wordml/sdtdatahash" xmlns:w16se="http://schemas.microsoft.com/office/word/2015/wordml/symex" xmlns:wpg="http://schemas.microsoft.com/office/word/2010/wordprocessingGroup" xmlns:wpi="http://schemas.microsoft.com/office/word/2010/wordprocessingInk" xmlns:wne="http://schemas.microsoft.com/office/word/2006/wordml" xmlns:wps="http://schemas.microsoft.com/office/word/2010/wordprocessingShape" mc:Ignorable="w14 w15 w16se w16cid w16 w16cex w16sdtdh w16du wp14">
   <w:footnote w:type="separator" w:id="-1">
     <w:p>
       <w:pPr>
@@ -2904,7 +3741,7 @@
 </file>
 
 <file path=word/header1.xml><?xml version="1.0" encoding="utf-8"?>
-<w:hdr xmlns:wpc="http://schemas.microsoft.com/office/word/2010/wordprocessingCanvas" xmlns:cx="http://schemas.microsoft.com/office/drawing/2014/chartex" xmlns:cx1="http://schemas.microsoft.com/office/drawing/2015/9/8/chartex" xmlns:cx2="http://schemas.microsoft.com/office/drawing/2015/10/21/chartex" xmlns:cx3="http://schemas.microsoft.com/office/drawing/2016/5/9/chartex" xmlns:cx4="http://schemas.microsoft.com/office/drawing/2016/5/10/chartex" xmlns:cx5="http://schemas.microsoft.com/office/drawing/2016/5/11/chartex" xmlns:cx6="http://schemas.microsoft.com/office/drawing/2016/5/12/chartex" xmlns:cx7="http://schemas.microsoft.com/office/drawing/2016/5/13/chartex" xmlns:cx8="http://schemas.microsoft.com/office/drawing/2016/5/14/chartex" xmlns:mc="http://schemas.openxmlformats.org/markup-compatibility/2006" xmlns:aink="http://schemas.microsoft.com/office/drawing/2016/ink" xmlns:am3d="http://schemas.microsoft.com/office/drawing/2017/model3d" xmlns:o="urn:schemas-microsoft-com:office:office" xmlns:oel="http://schemas.microsoft.com/office/2019/extlst" xmlns:r="http://schemas.openxmlformats.org/officeDocument/2006/relationships" xmlns:m="http://schemas.openxmlformats.org/officeDocument/2006/math" xmlns:v="urn:schemas-microsoft-com:vml" xmlns:wp14="http://schemas.microsoft.com/office/word/2010/wordprocessingDrawing" xmlns:wp="http://schemas.openxmlformats.org/drawingml/2006/wordprocessingDrawing" xmlns:w10="urn:schemas-microsoft-com:office:word" xmlns:w="http://schemas.openxmlformats.org/wordprocessingml/2006/main" xmlns:w14="http://schemas.microsoft.com/office/word/2010/wordml" xmlns:w15="http://schemas.microsoft.com/office/word/2012/wordml" xmlns:w16cex="http://schemas.microsoft.com/office/word/2018/wordml/cex" xmlns:w16cid="http://schemas.microsoft.com/office/word/2016/wordml/cid" xmlns:w16="http://schemas.microsoft.com/office/word/2018/wordml" xmlns:w16du="http://schemas.microsoft.com/office/word/2023/wordml/word16du" xmlns:w16sdtdh="http://schemas.microsoft.com/office/word/2020/wordml/sdtdatahash" xmlns:w16sdtfl="http://schemas.microsoft.com/office/word/2024/wordml/sdtformatlock" xmlns:w16se="http://schemas.microsoft.com/office/word/2015/wordml/symex" xmlns:wpg="http://schemas.microsoft.com/office/word/2010/wordprocessingGroup" xmlns:wpi="http://schemas.microsoft.com/office/word/2010/wordprocessingInk" xmlns:wne="http://schemas.microsoft.com/office/word/2006/wordml" xmlns:wps="http://schemas.microsoft.com/office/word/2010/wordprocessingShape" mc:Ignorable="w14 w15 w16se w16cid w16 w16cex w16sdtdh w16sdtfl w16du wp14">
+<w:hdr xmlns:wpc="http://schemas.microsoft.com/office/word/2010/wordprocessingCanvas" xmlns:cx="http://schemas.microsoft.com/office/drawing/2014/chartex" xmlns:cx1="http://schemas.microsoft.com/office/drawing/2015/9/8/chartex" xmlns:cx2="http://schemas.microsoft.com/office/drawing/2015/10/21/chartex" xmlns:cx3="http://schemas.microsoft.com/office/drawing/2016/5/9/chartex" xmlns:cx4="http://schemas.microsoft.com/office/drawing/2016/5/10/chartex" xmlns:cx5="http://schemas.microsoft.com/office/drawing/2016/5/11/chartex" xmlns:cx6="http://schemas.microsoft.com/office/drawing/2016/5/12/chartex" xmlns:cx7="http://schemas.microsoft.com/office/drawing/2016/5/13/chartex" xmlns:cx8="http://schemas.microsoft.com/office/drawing/2016/5/14/chartex" xmlns:mc="http://schemas.openxmlformats.org/markup-compatibility/2006" xmlns:aink="http://schemas.microsoft.com/office/drawing/2016/ink" xmlns:am3d="http://schemas.microsoft.com/office/drawing/2017/model3d" xmlns:o="urn:schemas-microsoft-com:office:office" xmlns:oel="http://schemas.microsoft.com/office/2019/extlst" xmlns:r="http://schemas.openxmlformats.org/officeDocument/2006/relationships" xmlns:m="http://schemas.openxmlformats.org/officeDocument/2006/math" xmlns:v="urn:schemas-microsoft-com:vml" xmlns:wp14="http://schemas.microsoft.com/office/word/2010/wordprocessingDrawing" xmlns:wp="http://schemas.openxmlformats.org/drawingml/2006/wordprocessingDrawing" xmlns:w10="urn:schemas-microsoft-com:office:word" xmlns:w="http://schemas.openxmlformats.org/wordprocessingml/2006/main" xmlns:w14="http://schemas.microsoft.com/office/word/2010/wordml" xmlns:w15="http://schemas.microsoft.com/office/word/2012/wordml" xmlns:w16cex="http://schemas.microsoft.com/office/word/2018/wordml/cex" xmlns:w16cid="http://schemas.microsoft.com/office/word/2016/wordml/cid" xmlns:w16="http://schemas.microsoft.com/office/word/2018/wordml" xmlns:w16du="http://schemas.microsoft.com/office/word/2023/wordml/word16du" xmlns:w16sdtdh="http://schemas.microsoft.com/office/word/2020/wordml/sdtdatahash" xmlns:w16se="http://schemas.microsoft.com/office/word/2015/wordml/symex" xmlns:wpg="http://schemas.microsoft.com/office/word/2010/wordprocessingGroup" xmlns:wpi="http://schemas.microsoft.com/office/word/2010/wordprocessingInk" xmlns:wne="http://schemas.microsoft.com/office/word/2006/wordml" xmlns:wps="http://schemas.microsoft.com/office/word/2010/wordprocessingShape" mc:Ignorable="w14 w15 w16se w16cid w16 w16cex w16sdtdh w16du wp14">
   <w:p>
     <w:pPr>
       <w:pStyle w:val="Header"/>
@@ -3004,7 +3841,7 @@
             </wp:anchor>
           </w:drawing>
         </mc:Choice>
-        <mc:Fallback>
+        <mc:Fallback xmlns:w16sdtfl="http://schemas.microsoft.com/office/word/2024/wordml/sdtformatlock">
           <w:pict>
             <v:shapetype w14:anchorId="13524EC0" id="_x0000_t202" coordsize="21600,21600" o:spt="202" path="m,l,21600r21600,l21600,xe">
               <v:stroke joinstyle="miter"/>
@@ -3119,7 +3956,7 @@
             </wp:anchor>
           </w:drawing>
         </mc:Choice>
-        <mc:Fallback>
+        <mc:Fallback xmlns:w16sdtfl="http://schemas.microsoft.com/office/word/2024/wordml/sdtformatlock">
           <w:pict>
             <v:shape w14:anchorId="42B65137" id="_x0000_s1029" type="#_x0000_t202" style="position:absolute;margin-left:0;margin-top:0;width:606.35pt;height:31.2pt;z-index:251658242;visibility:visible;mso-wrap-style:square;mso-width-percent:0;mso-height-percent:0;mso-wrap-distance-left:9pt;mso-wrap-distance-top:0;mso-wrap-distance-right:9pt;mso-wrap-distance-bottom:0;mso-position-horizontal:center;mso-position-horizontal-relative:text;mso-position-vertical:top;mso-position-vertical-relative:page;mso-width-percent:0;mso-height-percent:0;mso-width-relative:margin;mso-height-relative:margin;v-text-anchor:middle" o:gfxdata="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" fillcolor="#a5a5a5 [2092]" stroked="f">
               <v:textbox>
@@ -3181,7 +4018,7 @@
 </file>
 
 <file path=word/header2.xml><?xml version="1.0" encoding="utf-8"?>
-<w:hdr xmlns:wpc="http://schemas.microsoft.com/office/word/2010/wordprocessingCanvas" xmlns:cx="http://schemas.microsoft.com/office/drawing/2014/chartex" xmlns:cx1="http://schemas.microsoft.com/office/drawing/2015/9/8/chartex" xmlns:cx2="http://schemas.microsoft.com/office/drawing/2015/10/21/chartex" xmlns:cx3="http://schemas.microsoft.com/office/drawing/2016/5/9/chartex" xmlns:cx4="http://schemas.microsoft.com/office/drawing/2016/5/10/chartex" xmlns:cx5="http://schemas.microsoft.com/office/drawing/2016/5/11/chartex" xmlns:cx6="http://schemas.microsoft.com/office/drawing/2016/5/12/chartex" xmlns:cx7="http://schemas.microsoft.com/office/drawing/2016/5/13/chartex" xmlns:cx8="http://schemas.microsoft.com/office/drawing/2016/5/14/chartex" xmlns:mc="http://schemas.openxmlformats.org/markup-compatibility/2006" xmlns:aink="http://schemas.microsoft.com/office/drawing/2016/ink" xmlns:am3d="http://schemas.microsoft.com/office/drawing/2017/model3d" xmlns:o="urn:schemas-microsoft-com:office:office" xmlns:oel="http://schemas.microsoft.com/office/2019/extlst" xmlns:r="http://schemas.openxmlformats.org/officeDocument/2006/relationships" xmlns:m="http://schemas.openxmlformats.org/officeDocument/2006/math" xmlns:v="urn:schemas-microsoft-com:vml" xmlns:wp14="http://schemas.microsoft.com/office/word/2010/wordprocessingDrawing" xmlns:wp="http://schemas.openxmlformats.org/drawingml/2006/wordprocessingDrawing" xmlns:w10="urn:schemas-microsoft-com:office:word" xmlns:w="http://schemas.openxmlformats.org/wordprocessingml/2006/main" xmlns:w14="http://schemas.microsoft.com/office/word/2010/wordml" xmlns:w15="http://schemas.microsoft.com/office/word/2012/wordml" xmlns:w16cex="http://schemas.microsoft.com/office/word/2018/wordml/cex" xmlns:w16cid="http://schemas.microsoft.com/office/word/2016/wordml/cid" xmlns:w16="http://schemas.microsoft.com/office/word/2018/wordml" xmlns:w16du="http://schemas.microsoft.com/office/word/2023/wordml/word16du" xmlns:w16sdtdh="http://schemas.microsoft.com/office/word/2020/wordml/sdtdatahash" xmlns:w16sdtfl="http://schemas.microsoft.com/office/word/2024/wordml/sdtformatlock" xmlns:w16se="http://schemas.microsoft.com/office/word/2015/wordml/symex" xmlns:wpg="http://schemas.microsoft.com/office/word/2010/wordprocessingGroup" xmlns:wpi="http://schemas.microsoft.com/office/word/2010/wordprocessingInk" xmlns:wne="http://schemas.microsoft.com/office/word/2006/wordml" xmlns:wps="http://schemas.microsoft.com/office/word/2010/wordprocessingShape" mc:Ignorable="w14 w15 w16se w16cid w16 w16cex w16sdtdh w16sdtfl w16du wp14">
+<w:hdr xmlns:wpc="http://schemas.microsoft.com/office/word/2010/wordprocessingCanvas" xmlns:cx="http://schemas.microsoft.com/office/drawing/2014/chartex" xmlns:cx1="http://schemas.microsoft.com/office/drawing/2015/9/8/chartex" xmlns:cx2="http://schemas.microsoft.com/office/drawing/2015/10/21/chartex" xmlns:cx3="http://schemas.microsoft.com/office/drawing/2016/5/9/chartex" xmlns:cx4="http://schemas.microsoft.com/office/drawing/2016/5/10/chartex" xmlns:cx5="http://schemas.microsoft.com/office/drawing/2016/5/11/chartex" xmlns:cx6="http://schemas.microsoft.com/office/drawing/2016/5/12/chartex" xmlns:cx7="http://schemas.microsoft.com/office/drawing/2016/5/13/chartex" xmlns:cx8="http://schemas.microsoft.com/office/drawing/2016/5/14/chartex" xmlns:mc="http://schemas.openxmlformats.org/markup-compatibility/2006" xmlns:aink="http://schemas.microsoft.com/office/drawing/2016/ink" xmlns:am3d="http://schemas.microsoft.com/office/drawing/2017/model3d" xmlns:o="urn:schemas-microsoft-com:office:office" xmlns:oel="http://schemas.microsoft.com/office/2019/extlst" xmlns:r="http://schemas.openxmlformats.org/officeDocument/2006/relationships" xmlns:m="http://schemas.openxmlformats.org/officeDocument/2006/math" xmlns:v="urn:schemas-microsoft-com:vml" xmlns:wp14="http://schemas.microsoft.com/office/word/2010/wordprocessingDrawing" xmlns:wp="http://schemas.openxmlformats.org/drawingml/2006/wordprocessingDrawing" xmlns:w10="urn:schemas-microsoft-com:office:word" xmlns:w="http://schemas.openxmlformats.org/wordprocessingml/2006/main" xmlns:w14="http://schemas.microsoft.com/office/word/2010/wordml" xmlns:w15="http://schemas.microsoft.com/office/word/2012/wordml" xmlns:w16cex="http://schemas.microsoft.com/office/word/2018/wordml/cex" xmlns:w16cid="http://schemas.microsoft.com/office/word/2016/wordml/cid" xmlns:w16="http://schemas.microsoft.com/office/word/2018/wordml" xmlns:w16du="http://schemas.microsoft.com/office/word/2023/wordml/word16du" xmlns:w16sdtdh="http://schemas.microsoft.com/office/word/2020/wordml/sdtdatahash" xmlns:w16se="http://schemas.microsoft.com/office/word/2015/wordml/symex" xmlns:wpg="http://schemas.microsoft.com/office/word/2010/wordprocessingGroup" xmlns:wpi="http://schemas.microsoft.com/office/word/2010/wordprocessingInk" xmlns:wne="http://schemas.microsoft.com/office/word/2006/wordml" xmlns:wps="http://schemas.microsoft.com/office/word/2010/wordprocessingShape" mc:Ignorable="w14 w15 w16se w16cid w16 w16cex w16sdtdh w16du wp14">
   <w:p>
     <w:pPr>
       <w:pStyle w:val="Header"/>
@@ -3282,7 +4119,7 @@
             </wp:anchor>
           </w:drawing>
         </mc:Choice>
-        <mc:Fallback>
+        <mc:Fallback xmlns:w16sdtfl="http://schemas.microsoft.com/office/word/2024/wordml/sdtformatlock">
           <w:pict>
             <v:shapetype w14:anchorId="7E828ED4" id="_x0000_t202" coordsize="21600,21600" o:spt="202" path="m,l,21600r21600,l21600,xe">
               <v:stroke joinstyle="miter"/>
@@ -3407,7 +4244,7 @@
             </wp:anchor>
           </w:drawing>
         </mc:Choice>
-        <mc:Fallback>
+        <mc:Fallback xmlns:w16sdtfl="http://schemas.microsoft.com/office/word/2024/wordml/sdtformatlock">
           <w:pict>
             <v:shape w14:anchorId="45988B93" id="_x0000_s1031" type="#_x0000_t202" style="position:absolute;margin-left:0;margin-top:0;width:606.35pt;height:33.45pt;z-index:251658244;visibility:visible;mso-wrap-style:square;mso-width-percent:0;mso-height-percent:0;mso-wrap-distance-left:9pt;mso-wrap-distance-top:0;mso-wrap-distance-right:9pt;mso-wrap-distance-bottom:0;mso-position-horizontal:center;mso-position-horizontal-relative:text;mso-position-vertical:top;mso-position-vertical-relative:page;mso-width-percent:0;mso-height-percent:0;mso-width-relative:margin;mso-height-relative:margin;v-text-anchor:middle" o:gfxdata="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" fillcolor="#a5a5a5 [2092]" stroked="f">
               <v:textbox>
@@ -3470,7 +4307,7 @@
 </file>
 
 <file path=word/header3.xml><?xml version="1.0" encoding="utf-8"?>
-<w:hdr xmlns:wpc="http://schemas.microsoft.com/office/word/2010/wordprocessingCanvas" xmlns:cx="http://schemas.microsoft.com/office/drawing/2014/chartex" xmlns:cx1="http://schemas.microsoft.com/office/drawing/2015/9/8/chartex" xmlns:cx2="http://schemas.microsoft.com/office/drawing/2015/10/21/chartex" xmlns:cx3="http://schemas.microsoft.com/office/drawing/2016/5/9/chartex" xmlns:cx4="http://schemas.microsoft.com/office/drawing/2016/5/10/chartex" xmlns:cx5="http://schemas.microsoft.com/office/drawing/2016/5/11/chartex" xmlns:cx6="http://schemas.microsoft.com/office/drawing/2016/5/12/chartex" xmlns:cx7="http://schemas.microsoft.com/office/drawing/2016/5/13/chartex" xmlns:cx8="http://schemas.microsoft.com/office/drawing/2016/5/14/chartex" xmlns:mc="http://schemas.openxmlformats.org/markup-compatibility/2006" xmlns:aink="http://schemas.microsoft.com/office/drawing/2016/ink" xmlns:am3d="http://schemas.microsoft.com/office/drawing/2017/model3d" xmlns:o="urn:schemas-microsoft-com:office:office" xmlns:oel="http://schemas.microsoft.com/office/2019/extlst" xmlns:r="http://schemas.openxmlformats.org/officeDocument/2006/relationships" xmlns:m="http://schemas.openxmlformats.org/officeDocument/2006/math" xmlns:v="urn:schemas-microsoft-com:vml" xmlns:wp14="http://schemas.microsoft.com/office/word/2010/wordprocessingDrawing" xmlns:wp="http://schemas.openxmlformats.org/drawingml/2006/wordprocessingDrawing" xmlns:w10="urn:schemas-microsoft-com:office:word" xmlns:w="http://schemas.openxmlformats.org/wordprocessingml/2006/main" xmlns:w14="http://schemas.microsoft.com/office/word/2010/wordml" xmlns:w15="http://schemas.microsoft.com/office/word/2012/wordml" xmlns:w16cex="http://schemas.microsoft.com/office/word/2018/wordml/cex" xmlns:w16cid="http://schemas.microsoft.com/office/word/2016/wordml/cid" xmlns:w16="http://schemas.microsoft.com/office/word/2018/wordml" xmlns:w16du="http://schemas.microsoft.com/office/word/2023/wordml/word16du" xmlns:w16sdtdh="http://schemas.microsoft.com/office/word/2020/wordml/sdtdatahash" xmlns:w16sdtfl="http://schemas.microsoft.com/office/word/2024/wordml/sdtformatlock" xmlns:w16se="http://schemas.microsoft.com/office/word/2015/wordml/symex" xmlns:wpg="http://schemas.microsoft.com/office/word/2010/wordprocessingGroup" xmlns:wpi="http://schemas.microsoft.com/office/word/2010/wordprocessingInk" xmlns:wne="http://schemas.microsoft.com/office/word/2006/wordml" xmlns:wps="http://schemas.microsoft.com/office/word/2010/wordprocessingShape" mc:Ignorable="w14 w15 w16se w16cid w16 w16cex w16sdtdh w16sdtfl w16du wp14">
+<w:hdr xmlns:wpc="http://schemas.microsoft.com/office/word/2010/wordprocessingCanvas" xmlns:cx="http://schemas.microsoft.com/office/drawing/2014/chartex" xmlns:cx1="http://schemas.microsoft.com/office/drawing/2015/9/8/chartex" xmlns:cx2="http://schemas.microsoft.com/office/drawing/2015/10/21/chartex" xmlns:cx3="http://schemas.microsoft.com/office/drawing/2016/5/9/chartex" xmlns:cx4="http://schemas.microsoft.com/office/drawing/2016/5/10/chartex" xmlns:cx5="http://schemas.microsoft.com/office/drawing/2016/5/11/chartex" xmlns:cx6="http://schemas.microsoft.com/office/drawing/2016/5/12/chartex" xmlns:cx7="http://schemas.microsoft.com/office/drawing/2016/5/13/chartex" xmlns:cx8="http://schemas.microsoft.com/office/drawing/2016/5/14/chartex" xmlns:mc="http://schemas.openxmlformats.org/markup-compatibility/2006" xmlns:aink="http://schemas.microsoft.com/office/drawing/2016/ink" xmlns:am3d="http://schemas.microsoft.com/office/drawing/2017/model3d" xmlns:o="urn:schemas-microsoft-com:office:office" xmlns:oel="http://schemas.microsoft.com/office/2019/extlst" xmlns:r="http://schemas.openxmlformats.org/officeDocument/2006/relationships" xmlns:m="http://schemas.openxmlformats.org/officeDocument/2006/math" xmlns:v="urn:schemas-microsoft-com:vml" xmlns:wp14="http://schemas.microsoft.com/office/word/2010/wordprocessingDrawing" xmlns:wp="http://schemas.openxmlformats.org/drawingml/2006/wordprocessingDrawing" xmlns:w10="urn:schemas-microsoft-com:office:word" xmlns:w="http://schemas.openxmlformats.org/wordprocessingml/2006/main" xmlns:w14="http://schemas.microsoft.com/office/word/2010/wordml" xmlns:w15="http://schemas.microsoft.com/office/word/2012/wordml" xmlns:w16cex="http://schemas.microsoft.com/office/word/2018/wordml/cex" xmlns:w16cid="http://schemas.microsoft.com/office/word/2016/wordml/cid" xmlns:w16="http://schemas.microsoft.com/office/word/2018/wordml" xmlns:w16du="http://schemas.microsoft.com/office/word/2023/wordml/word16du" xmlns:w16sdtdh="http://schemas.microsoft.com/office/word/2020/wordml/sdtdatahash" xmlns:w16se="http://schemas.microsoft.com/office/word/2015/wordml/symex" xmlns:wpg="http://schemas.microsoft.com/office/word/2010/wordprocessingGroup" xmlns:wpi="http://schemas.microsoft.com/office/word/2010/wordprocessingInk" xmlns:wne="http://schemas.microsoft.com/office/word/2006/wordml" xmlns:wps="http://schemas.microsoft.com/office/word/2010/wordprocessingShape" mc:Ignorable="w14 w15 w16se w16cid w16 w16cex w16sdtdh w16du wp14">
   <w:p>
     <w:pPr>
       <w:pStyle w:val="Header"/>
@@ -3572,7 +4409,7 @@
             </wp:anchor>
           </w:drawing>
         </mc:Choice>
-        <mc:Fallback>
+        <mc:Fallback xmlns:w16sdtfl="http://schemas.microsoft.com/office/word/2024/wordml/sdtformatlock">
           <w:pict>
             <v:shapetype w14:anchorId="1E076B20" id="_x0000_t202" coordsize="21600,21600" o:spt="202" path="m,l,21600r21600,l21600,xe">
               <v:stroke joinstyle="miter"/>
@@ -3663,7 +4500,7 @@
 </file>
 
 <file path=word/numbering.xml><?xml version="1.0" encoding="utf-8"?>
-<w:numbering xmlns:wpc="http://schemas.microsoft.com/office/word/2010/wordprocessingCanvas" xmlns:cx="http://schemas.microsoft.com/office/drawing/2014/chartex" xmlns:cx1="http://schemas.microsoft.com/office/drawing/2015/9/8/chartex" xmlns:cx2="http://schemas.microsoft.com/office/drawing/2015/10/21/chartex" xmlns:cx3="http://schemas.microsoft.com/office/drawing/2016/5/9/chartex" xmlns:cx4="http://schemas.microsoft.com/office/drawing/2016/5/10/chartex" xmlns:cx5="http://schemas.microsoft.com/office/drawing/2016/5/11/chartex" xmlns:cx6="http://schemas.microsoft.com/office/drawing/2016/5/12/chartex" xmlns:cx7="http://schemas.microsoft.com/office/drawing/2016/5/13/chartex" xmlns:cx8="http://schemas.microsoft.com/office/drawing/2016/5/14/chartex" xmlns:mc="http://schemas.openxmlformats.org/markup-compatibility/2006" xmlns:aink="http://schemas.microsoft.com/office/drawing/2016/ink" xmlns:am3d="http://schemas.microsoft.com/office/drawing/2017/model3d" xmlns:o="urn:schemas-microsoft-com:office:office" xmlns:oel="http://schemas.microsoft.com/office/2019/extlst" xmlns:r="http://schemas.openxmlformats.org/officeDocument/2006/relationships" xmlns:m="http://schemas.openxmlformats.org/officeDocument/2006/math" xmlns:v="urn:schemas-microsoft-com:vml" xmlns:wp14="http://schemas.microsoft.com/office/word/2010/wordprocessingDrawing" xmlns:wp="http://schemas.openxmlformats.org/drawingml/2006/wordprocessingDrawing" xmlns:w10="urn:schemas-microsoft-com:office:word" xmlns:w="http://schemas.openxmlformats.org/wordprocessingml/2006/main" xmlns:w14="http://schemas.microsoft.com/office/word/2010/wordml" xmlns:w15="http://schemas.microsoft.com/office/word/2012/wordml" xmlns:w16cex="http://schemas.microsoft.com/office/word/2018/wordml/cex" xmlns:w16cid="http://schemas.microsoft.com/office/word/2016/wordml/cid" xmlns:w16="http://schemas.microsoft.com/office/word/2018/wordml" xmlns:w16du="http://schemas.microsoft.com/office/word/2023/wordml/word16du" xmlns:w16sdtdh="http://schemas.microsoft.com/office/word/2020/wordml/sdtdatahash" xmlns:w16sdtfl="http://schemas.microsoft.com/office/word/2024/wordml/sdtformatlock" xmlns:w16se="http://schemas.microsoft.com/office/word/2015/wordml/symex" xmlns:wpg="http://schemas.microsoft.com/office/word/2010/wordprocessingGroup" xmlns:wpi="http://schemas.microsoft.com/office/word/2010/wordprocessingInk" xmlns:wne="http://schemas.microsoft.com/office/word/2006/wordml" xmlns:wps="http://schemas.microsoft.com/office/word/2010/wordprocessingShape" mc:Ignorable="w14 w15 w16se w16cid w16 w16cex w16sdtdh w16sdtfl w16du wp14">
+<w:numbering xmlns:wpc="http://schemas.microsoft.com/office/word/2010/wordprocessingCanvas" xmlns:cx="http://schemas.microsoft.com/office/drawing/2014/chartex" xmlns:cx1="http://schemas.microsoft.com/office/drawing/2015/9/8/chartex" xmlns:cx2="http://schemas.microsoft.com/office/drawing/2015/10/21/chartex" xmlns:cx3="http://schemas.microsoft.com/office/drawing/2016/5/9/chartex" xmlns:cx4="http://schemas.microsoft.com/office/drawing/2016/5/10/chartex" xmlns:cx5="http://schemas.microsoft.com/office/drawing/2016/5/11/chartex" xmlns:cx6="http://schemas.microsoft.com/office/drawing/2016/5/12/chartex" xmlns:cx7="http://schemas.microsoft.com/office/drawing/2016/5/13/chartex" xmlns:cx8="http://schemas.microsoft.com/office/drawing/2016/5/14/chartex" xmlns:mc="http://schemas.openxmlformats.org/markup-compatibility/2006" xmlns:aink="http://schemas.microsoft.com/office/drawing/2016/ink" xmlns:am3d="http://schemas.microsoft.com/office/drawing/2017/model3d" xmlns:o="urn:schemas-microsoft-com:office:office" xmlns:oel="http://schemas.microsoft.com/office/2019/extlst" xmlns:r="http://schemas.openxmlformats.org/officeDocument/2006/relationships" xmlns:m="http://schemas.openxmlformats.org/officeDocument/2006/math" xmlns:v="urn:schemas-microsoft-com:vml" xmlns:wp14="http://schemas.microsoft.com/office/word/2010/wordprocessingDrawing" xmlns:wp="http://schemas.openxmlformats.org/drawingml/2006/wordprocessingDrawing" xmlns:w10="urn:schemas-microsoft-com:office:word" xmlns:w="http://schemas.openxmlformats.org/wordprocessingml/2006/main" xmlns:w14="http://schemas.microsoft.com/office/word/2010/wordml" xmlns:w15="http://schemas.microsoft.com/office/word/2012/wordml" xmlns:w16cex="http://schemas.microsoft.com/office/word/2018/wordml/cex" xmlns:w16cid="http://schemas.microsoft.com/office/word/2016/wordml/cid" xmlns:w16="http://schemas.microsoft.com/office/word/2018/wordml" xmlns:w16du="http://schemas.microsoft.com/office/word/2023/wordml/word16du" xmlns:w16sdtdh="http://schemas.microsoft.com/office/word/2020/wordml/sdtdatahash" xmlns:w16se="http://schemas.microsoft.com/office/word/2015/wordml/symex" xmlns:wpg="http://schemas.microsoft.com/office/word/2010/wordprocessingGroup" xmlns:wpi="http://schemas.microsoft.com/office/word/2010/wordprocessingInk" xmlns:wne="http://schemas.microsoft.com/office/word/2006/wordml" xmlns:wps="http://schemas.microsoft.com/office/word/2010/wordprocessingShape" mc:Ignorable="w14 w15 w16se w16cid w16 w16cex w16sdtdh w16du wp14">
   <w:abstractNum w:abstractNumId="0" w15:restartNumberingAfterBreak="0">
     <w:nsid w:val="015D0A49"/>
     <w:multiLevelType w:val="hybridMultilevel"/>
@@ -5841,7 +6678,7 @@
   <w:abstractNum w:abstractNumId="20" w15:restartNumberingAfterBreak="0">
     <w:nsid w:val="54E94965"/>
     <w:multiLevelType w:val="multilevel"/>
-    <w:tmpl w:val="FBFA3380"/>
+    <w:tmpl w:val="834465BC"/>
     <w:lvl w:ilvl="0">
       <w:start w:val="1"/>
       <w:numFmt w:val="bullet"/>
@@ -5874,20 +6711,16 @@
         <w:sz w:val="20"/>
       </w:rPr>
     </w:lvl>
-    <w:lvl w:ilvl="2" w:tentative="1">
-      <w:start w:val="1"/>
-      <w:numFmt w:val="bullet"/>
-      <w:lvlText w:val=""/>
-      <w:lvlJc w:val="left"/>
-      <w:pPr>
-        <w:tabs>
-          <w:tab w:val="num" w:pos="2160"/>
-        </w:tabs>
+    <w:lvl w:ilvl="2">
+      <w:start w:val="1"/>
+      <w:numFmt w:val="decimal"/>
+      <w:lvlText w:val="%3."/>
+      <w:lvlJc w:val="left"/>
+      <w:pPr>
         <w:ind w:left="2160" w:hanging="360"/>
       </w:pPr>
       <w:rPr>
-        <w:rFonts w:ascii="Symbol" w:hAnsi="Symbol" w:hint="default"/>
-        <w:sz w:val="20"/>
+        <w:rFonts w:hint="default"/>
       </w:rPr>
     </w:lvl>
     <w:lvl w:ilvl="3" w:tentative="1">
@@ -6895,8 +7728,16 @@
 </w:numbering>
 </file>
 
+<file path=word/people.xml><?xml version="1.0" encoding="utf-8"?>
+<w15:people xmlns:wpc="http://schemas.microsoft.com/office/word/2010/wordprocessingCanvas" xmlns:cx="http://schemas.microsoft.com/office/drawing/2014/chartex" xmlns:cx1="http://schemas.microsoft.com/office/drawing/2015/9/8/chartex" xmlns:cx2="http://schemas.microsoft.com/office/drawing/2015/10/21/chartex" xmlns:cx3="http://schemas.microsoft.com/office/drawing/2016/5/9/chartex" xmlns:cx4="http://schemas.microsoft.com/office/drawing/2016/5/10/chartex" xmlns:cx5="http://schemas.microsoft.com/office/drawing/2016/5/11/chartex" xmlns:cx6="http://schemas.microsoft.com/office/drawing/2016/5/12/chartex" xmlns:cx7="http://schemas.microsoft.com/office/drawing/2016/5/13/chartex" xmlns:cx8="http://schemas.microsoft.com/office/drawing/2016/5/14/chartex" xmlns:mc="http://schemas.openxmlformats.org/markup-compatibility/2006" xmlns:aink="http://schemas.microsoft.com/office/drawing/2016/ink" xmlns:am3d="http://schemas.microsoft.com/office/drawing/2017/model3d" xmlns:o="urn:schemas-microsoft-com:office:office" xmlns:oel="http://schemas.microsoft.com/office/2019/extlst" xmlns:r="http://schemas.openxmlformats.org/officeDocument/2006/relationships" xmlns:m="http://schemas.openxmlformats.org/officeDocument/2006/math" xmlns:v="urn:schemas-microsoft-com:vml" xmlns:wp14="http://schemas.microsoft.com/office/word/2010/wordprocessingDrawing" xmlns:wp="http://schemas.openxmlformats.org/drawingml/2006/wordprocessingDrawing" xmlns:w10="urn:schemas-microsoft-com:office:word" xmlns:w="http://schemas.openxmlformats.org/wordprocessingml/2006/main" xmlns:w14="http://schemas.microsoft.com/office/word/2010/wordml" xmlns:w15="http://schemas.microsoft.com/office/word/2012/wordml" xmlns:w16cex="http://schemas.microsoft.com/office/word/2018/wordml/cex" xmlns:w16cid="http://schemas.microsoft.com/office/word/2016/wordml/cid" xmlns:w16="http://schemas.microsoft.com/office/word/2018/wordml" xmlns:w16du="http://schemas.microsoft.com/office/word/2023/wordml/word16du" xmlns:w16sdtdh="http://schemas.microsoft.com/office/word/2020/wordml/sdtdatahash" xmlns:w16se="http://schemas.microsoft.com/office/word/2015/wordml/symex" xmlns:wpg="http://schemas.microsoft.com/office/word/2010/wordprocessingGroup" xmlns:wpi="http://schemas.microsoft.com/office/word/2010/wordprocessingInk" xmlns:wne="http://schemas.microsoft.com/office/word/2006/wordml" xmlns:wps="http://schemas.microsoft.com/office/word/2010/wordprocessingShape" mc:Ignorable="w14 w15 w16se w16cid w16 w16cex w16sdtdh w16du wp14">
+  <w15:person w15:author="Hasan Mansoor (Staff)">
+    <w15:presenceInfo w15:providerId="AD" w15:userId="S::hsm24sch@bangor.ac.uk::57072a7f-eddf-4442-9924-12597ada324c"/>
+  </w15:person>
+</w15:people>
+</file>
+
 <file path=word/styles.xml><?xml version="1.0" encoding="utf-8"?>
-<w:styles xmlns:mc="http://schemas.openxmlformats.org/markup-compatibility/2006" xmlns:r="http://schemas.openxmlformats.org/officeDocument/2006/relationships" xmlns:w="http://schemas.openxmlformats.org/wordprocessingml/2006/main" xmlns:w14="http://schemas.microsoft.com/office/word/2010/wordml" xmlns:w15="http://schemas.microsoft.com/office/word/2012/wordml" xmlns:w16cex="http://schemas.microsoft.com/office/word/2018/wordml/cex" xmlns:w16cid="http://schemas.microsoft.com/office/word/2016/wordml/cid" xmlns:w16="http://schemas.microsoft.com/office/word/2018/wordml" xmlns:w16du="http://schemas.microsoft.com/office/word/2023/wordml/word16du" xmlns:w16sdtdh="http://schemas.microsoft.com/office/word/2020/wordml/sdtdatahash" xmlns:w16sdtfl="http://schemas.microsoft.com/office/word/2024/wordml/sdtformatlock" xmlns:w16se="http://schemas.microsoft.com/office/word/2015/wordml/symex" mc:Ignorable="w14 w15 w16se w16cid w16 w16cex w16sdtdh w16sdtfl w16du">
+<w:styles xmlns:mc="http://schemas.openxmlformats.org/markup-compatibility/2006" xmlns:r="http://schemas.openxmlformats.org/officeDocument/2006/relationships" xmlns:w="http://schemas.openxmlformats.org/wordprocessingml/2006/main" xmlns:w14="http://schemas.microsoft.com/office/word/2010/wordml" xmlns:w15="http://schemas.microsoft.com/office/word/2012/wordml" xmlns:w16cex="http://schemas.microsoft.com/office/word/2018/wordml/cex" xmlns:w16cid="http://schemas.microsoft.com/office/word/2016/wordml/cid" xmlns:w16="http://schemas.microsoft.com/office/word/2018/wordml" xmlns:w16du="http://schemas.microsoft.com/office/word/2023/wordml/word16du" xmlns:w16sdtdh="http://schemas.microsoft.com/office/word/2020/wordml/sdtdatahash" xmlns:w16se="http://schemas.microsoft.com/office/word/2015/wordml/symex" mc:Ignorable="w14 w15 w16se w16cid w16 w16cex w16sdtdh w16du">
   <w:docDefaults>
     <w:rPrDefault>
       <w:rPr>
@@ -8828,6 +9669,93 @@
 </file>
 
 <file path=customXml/item1.xml><?xml version="1.0" encoding="utf-8"?>
+<b:Sources xmlns:b="http://schemas.openxmlformats.org/officeDocument/2006/bibliography" xmlns="http://schemas.openxmlformats.org/officeDocument/2006/bibliography" SelectedStyle="\APA.XSL" StyleName="APA"/>
+</file>
+
+<file path=customXml/item2.xml><?xml version="1.0" encoding="utf-8"?>
+<?mso-contentType ?>
+<FormTemplates xmlns="http://schemas.microsoft.com/sharepoint/v3/contenttype/forms">
+  <Display>DocumentLibraryForm</Display>
+  <Edit>DocumentLibraryForm</Edit>
+  <New>DocumentLibraryForm</New>
+</FormTemplates>
+</file>
+
+<file path=customXml/item3.xml><?xml version="1.0" encoding="utf-8"?>
+<p:properties xmlns:p="http://schemas.microsoft.com/office/2006/metadata/properties" xmlns:xsi="http://www.w3.org/2001/XMLSchema-instance" xmlns:pc="http://schemas.microsoft.com/office/infopath/2007/PartnerControls">
+  <documentManagement>
+    <TaxCatchAll xmlns="9e3c562f-56b0-4bc9-96c8-d04b09868558">
+      <Value>11</Value>
+      <Value>10</Value>
+      <Value>9</Value>
+      <Value>8</Value>
+      <Value>7</Value>
+      <Value>6</Value>
+      <Value>5</Value>
+      <Value>4</Value>
+      <Value>1</Value>
+    </TaxCatchAll>
+    <b9de0c3256d748e284af5b40895c1451 xmlns="a2ef05a3-fee0-49c9-a492-2c2ec69eb4a5">
+      <Terms xmlns="http://schemas.microsoft.com/office/infopath/2007/PartnerControls">
+        <TermInfo xmlns="http://schemas.microsoft.com/office/infopath/2007/PartnerControls">
+          <TermName xmlns="http://schemas.microsoft.com/office/infopath/2007/PartnerControls">N/A</TermName>
+          <TermId xmlns="http://schemas.microsoft.com/office/infopath/2007/PartnerControls">b4fe4f73-f63e-4711-ad0a-caaaccd24edf</TermId>
+        </TermInfo>
+      </Terms>
+    </b9de0c3256d748e284af5b40895c1451>
+    <d5ec952c3671439b9c1b97dc2ac5212f xmlns="a2ef05a3-fee0-49c9-a492-2c2ec69eb4a5">
+      <Terms xmlns="http://schemas.microsoft.com/office/infopath/2007/PartnerControls">
+        <TermInfo xmlns="http://schemas.microsoft.com/office/infopath/2007/PartnerControls">
+          <TermName xmlns="http://schemas.microsoft.com/office/infopath/2007/PartnerControls">Author Guidelines</TermName>
+          <TermId xmlns="http://schemas.microsoft.com/office/infopath/2007/PartnerControls">8231e1d6-cd77-4e5a-8380-d61031224faf</TermId>
+        </TermInfo>
+        <TermInfo xmlns="http://schemas.microsoft.com/office/infopath/2007/PartnerControls">
+          <TermName xmlns="http://schemas.microsoft.com/office/infopath/2007/PartnerControls">Author Tools</TermName>
+          <TermId xmlns="http://schemas.microsoft.com/office/infopath/2007/PartnerControls">1181a1b6-fe7a-46ec-84b5-025f763c2335</TermId>
+        </TermInfo>
+        <TermInfo xmlns="http://schemas.microsoft.com/office/infopath/2007/PartnerControls">
+          <TermName xmlns="http://schemas.microsoft.com/office/infopath/2007/PartnerControls">Template</TermName>
+          <TermId xmlns="http://schemas.microsoft.com/office/infopath/2007/PartnerControls">774d93f7-1c5d-4075-8a95-17d326489881</TermId>
+        </TermInfo>
+      </Terms>
+    </d5ec952c3671439b9c1b97dc2ac5212f>
+    <n7b504db7a1f4121af62d7dde2f43036 xmlns="a2ef05a3-fee0-49c9-a492-2c2ec69eb4a5">
+      <Terms xmlns="http://schemas.microsoft.com/office/infopath/2007/PartnerControls">
+        <TermInfo xmlns="http://schemas.microsoft.com/office/infopath/2007/PartnerControls">
+          <TermName xmlns="http://schemas.microsoft.com/office/infopath/2007/PartnerControls">Customer Services</TermName>
+          <TermId xmlns="http://schemas.microsoft.com/office/infopath/2007/PartnerControls">579ec75a-dccf-44af-bbab-8c96b62892e9</TermId>
+        </TermInfo>
+        <TermInfo xmlns="http://schemas.microsoft.com/office/infopath/2007/PartnerControls">
+          <TermName xmlns="http://schemas.microsoft.com/office/infopath/2007/PartnerControls">Publishing Services ＆ Production</TermName>
+          <TermId xmlns="http://schemas.microsoft.com/office/infopath/2007/PartnerControls">6f7264d0-f1c5-42c7-b4b9-18e2de072fa6</TermId>
+        </TermInfo>
+        <TermInfo xmlns="http://schemas.microsoft.com/office/infopath/2007/PartnerControls">
+          <TermName xmlns="http://schemas.microsoft.com/office/infopath/2007/PartnerControls">Publishing</TermName>
+          <TermId xmlns="http://schemas.microsoft.com/office/infopath/2007/PartnerControls">604eaa1d-c935-4669-9db2-d0d43dd0d56d</TermId>
+        </TermInfo>
+      </Terms>
+    </n7b504db7a1f4121af62d7dde2f43036>
+    <b569b86bd8fd46f693512e8bddacb3f6 xmlns="a2ef05a3-fee0-49c9-a492-2c2ec69eb4a5">
+      <Terms xmlns="http://schemas.microsoft.com/office/infopath/2007/PartnerControls">
+        <TermInfo xmlns="http://schemas.microsoft.com/office/infopath/2007/PartnerControls">
+          <TermName xmlns="http://schemas.microsoft.com/office/infopath/2007/PartnerControls">Working Document</TermName>
+          <TermId xmlns="http://schemas.microsoft.com/office/infopath/2007/PartnerControls">696c1007-705c-41d8-8b13-531cfe1f8942</TermId>
+        </TermInfo>
+      </Terms>
+    </b569b86bd8fd46f693512e8bddacb3f6>
+    <i10d55677a0f46eeb3909f8b19131c80 xmlns="a2ef05a3-fee0-49c9-a492-2c2ec69eb4a5">
+      <Terms xmlns="http://schemas.microsoft.com/office/infopath/2007/PartnerControls">
+        <TermInfo xmlns="http://schemas.microsoft.com/office/infopath/2007/PartnerControls">
+          <TermName xmlns="http://schemas.microsoft.com/office/infopath/2007/PartnerControls">Article Templates</TermName>
+          <TermId xmlns="http://schemas.microsoft.com/office/infopath/2007/PartnerControls">32dd7b2f-9ba3-4828-9c8d-296ef6ce368b</TermId>
+        </TermInfo>
+      </Terms>
+    </i10d55677a0f46eeb3909f8b19131c80>
+  </documentManagement>
+</p:properties>
+</file>
+
+<file path=customXml/item4.xml><?xml version="1.0" encoding="utf-8"?>
 <ct:contentTypeSchema xmlns:ct="http://schemas.microsoft.com/office/2006/metadata/contentType" xmlns:ma="http://schemas.microsoft.com/office/2006/metadata/properties/metaAttributes" ct:_="" ma:_="" ma:contentTypeName="Document" ma:contentTypeID="0x01010030F82D2610BF7D4CA3226E81B5B10067" ma:contentTypeVersion="14" ma:contentTypeDescription="Create a new document." ma:contentTypeScope="" ma:versionID="c88f31408ff563777308cd8bd2bd6a79">
   <xsd:schema xmlns:xsd="http://www.w3.org/2001/XMLSchema" xmlns:xs="http://www.w3.org/2001/XMLSchema" xmlns:p="http://schemas.microsoft.com/office/2006/metadata/properties" xmlns:ns2="a2ef05a3-fee0-49c9-a492-2c2ec69eb4a5" xmlns:ns3="9e3c562f-56b0-4bc9-96c8-d04b09868558" targetNamespace="http://schemas.microsoft.com/office/2006/metadata/properties" ma:root="true" ma:fieldsID="b98c3b4435b5238a3f70b5c690be5460" ns2:_="" ns3:_="">
     <xsd:import namespace="a2ef05a3-fee0-49c9-a492-2c2ec69eb4a5"/>
@@ -9022,94 +9950,34 @@
 </ct:contentTypeSchema>
 </file>
 
-<file path=customXml/item2.xml><?xml version="1.0" encoding="utf-8"?>
-<p:properties xmlns:p="http://schemas.microsoft.com/office/2006/metadata/properties" xmlns:xsi="http://www.w3.org/2001/XMLSchema-instance" xmlns:pc="http://schemas.microsoft.com/office/infopath/2007/PartnerControls">
-  <documentManagement>
-    <TaxCatchAll xmlns="9e3c562f-56b0-4bc9-96c8-d04b09868558">
-      <Value>11</Value>
-      <Value>10</Value>
-      <Value>9</Value>
-      <Value>8</Value>
-      <Value>7</Value>
-      <Value>6</Value>
-      <Value>5</Value>
-      <Value>4</Value>
-      <Value>1</Value>
-    </TaxCatchAll>
-    <b9de0c3256d748e284af5b40895c1451 xmlns="a2ef05a3-fee0-49c9-a492-2c2ec69eb4a5">
-      <Terms xmlns="http://schemas.microsoft.com/office/infopath/2007/PartnerControls">
-        <TermInfo xmlns="http://schemas.microsoft.com/office/infopath/2007/PartnerControls">
-          <TermName xmlns="http://schemas.microsoft.com/office/infopath/2007/PartnerControls">N/A</TermName>
-          <TermId xmlns="http://schemas.microsoft.com/office/infopath/2007/PartnerControls">b4fe4f73-f63e-4711-ad0a-caaaccd24edf</TermId>
-        </TermInfo>
-      </Terms>
-    </b9de0c3256d748e284af5b40895c1451>
-    <d5ec952c3671439b9c1b97dc2ac5212f xmlns="a2ef05a3-fee0-49c9-a492-2c2ec69eb4a5">
-      <Terms xmlns="http://schemas.microsoft.com/office/infopath/2007/PartnerControls">
-        <TermInfo xmlns="http://schemas.microsoft.com/office/infopath/2007/PartnerControls">
-          <TermName xmlns="http://schemas.microsoft.com/office/infopath/2007/PartnerControls">Author Guidelines</TermName>
-          <TermId xmlns="http://schemas.microsoft.com/office/infopath/2007/PartnerControls">8231e1d6-cd77-4e5a-8380-d61031224faf</TermId>
-        </TermInfo>
-        <TermInfo xmlns="http://schemas.microsoft.com/office/infopath/2007/PartnerControls">
-          <TermName xmlns="http://schemas.microsoft.com/office/infopath/2007/PartnerControls">Author Tools</TermName>
-          <TermId xmlns="http://schemas.microsoft.com/office/infopath/2007/PartnerControls">1181a1b6-fe7a-46ec-84b5-025f763c2335</TermId>
-        </TermInfo>
-        <TermInfo xmlns="http://schemas.microsoft.com/office/infopath/2007/PartnerControls">
-          <TermName xmlns="http://schemas.microsoft.com/office/infopath/2007/PartnerControls">Template</TermName>
-          <TermId xmlns="http://schemas.microsoft.com/office/infopath/2007/PartnerControls">774d93f7-1c5d-4075-8a95-17d326489881</TermId>
-        </TermInfo>
-      </Terms>
-    </d5ec952c3671439b9c1b97dc2ac5212f>
-    <n7b504db7a1f4121af62d7dde2f43036 xmlns="a2ef05a3-fee0-49c9-a492-2c2ec69eb4a5">
-      <Terms xmlns="http://schemas.microsoft.com/office/infopath/2007/PartnerControls">
-        <TermInfo xmlns="http://schemas.microsoft.com/office/infopath/2007/PartnerControls">
-          <TermName xmlns="http://schemas.microsoft.com/office/infopath/2007/PartnerControls">Customer Services</TermName>
-          <TermId xmlns="http://schemas.microsoft.com/office/infopath/2007/PartnerControls">579ec75a-dccf-44af-bbab-8c96b62892e9</TermId>
-        </TermInfo>
-        <TermInfo xmlns="http://schemas.microsoft.com/office/infopath/2007/PartnerControls">
-          <TermName xmlns="http://schemas.microsoft.com/office/infopath/2007/PartnerControls">Publishing Services ＆ Production</TermName>
-          <TermId xmlns="http://schemas.microsoft.com/office/infopath/2007/PartnerControls">6f7264d0-f1c5-42c7-b4b9-18e2de072fa6</TermId>
-        </TermInfo>
-        <TermInfo xmlns="http://schemas.microsoft.com/office/infopath/2007/PartnerControls">
-          <TermName xmlns="http://schemas.microsoft.com/office/infopath/2007/PartnerControls">Publishing</TermName>
-          <TermId xmlns="http://schemas.microsoft.com/office/infopath/2007/PartnerControls">604eaa1d-c935-4669-9db2-d0d43dd0d56d</TermId>
-        </TermInfo>
-      </Terms>
-    </n7b504db7a1f4121af62d7dde2f43036>
-    <b569b86bd8fd46f693512e8bddacb3f6 xmlns="a2ef05a3-fee0-49c9-a492-2c2ec69eb4a5">
-      <Terms xmlns="http://schemas.microsoft.com/office/infopath/2007/PartnerControls">
-        <TermInfo xmlns="http://schemas.microsoft.com/office/infopath/2007/PartnerControls">
-          <TermName xmlns="http://schemas.microsoft.com/office/infopath/2007/PartnerControls">Working Document</TermName>
-          <TermId xmlns="http://schemas.microsoft.com/office/infopath/2007/PartnerControls">696c1007-705c-41d8-8b13-531cfe1f8942</TermId>
-        </TermInfo>
-      </Terms>
-    </b569b86bd8fd46f693512e8bddacb3f6>
-    <i10d55677a0f46eeb3909f8b19131c80 xmlns="a2ef05a3-fee0-49c9-a492-2c2ec69eb4a5">
-      <Terms xmlns="http://schemas.microsoft.com/office/infopath/2007/PartnerControls">
-        <TermInfo xmlns="http://schemas.microsoft.com/office/infopath/2007/PartnerControls">
-          <TermName xmlns="http://schemas.microsoft.com/office/infopath/2007/PartnerControls">Article Templates</TermName>
-          <TermId xmlns="http://schemas.microsoft.com/office/infopath/2007/PartnerControls">32dd7b2f-9ba3-4828-9c8d-296ef6ce368b</TermId>
-        </TermInfo>
-      </Terms>
-    </i10d55677a0f46eeb3909f8b19131c80>
-  </documentManagement>
-</p:properties>
+<file path=customXml/itemProps1.xml><?xml version="1.0" encoding="utf-8"?>
+<ds:datastoreItem xmlns:ds="http://schemas.openxmlformats.org/officeDocument/2006/customXml" ds:itemID="{532883CA-9281-40ED-93D0-EC93493C59B8}">
+  <ds:schemaRefs>
+    <ds:schemaRef ds:uri="http://schemas.openxmlformats.org/officeDocument/2006/bibliography"/>
+  </ds:schemaRefs>
+</ds:datastoreItem>
 </file>
 
-<file path=customXml/item3.xml><?xml version="1.0" encoding="utf-8"?>
-<?mso-contentType ?>
-<FormTemplates xmlns="http://schemas.microsoft.com/sharepoint/v3/contenttype/forms">
-  <Display>DocumentLibraryForm</Display>
-  <Edit>DocumentLibraryForm</Edit>
-  <New>DocumentLibraryForm</New>
-</FormTemplates>
+<file path=customXml/itemProps2.xml><?xml version="1.0" encoding="utf-8"?>
+<ds:datastoreItem xmlns:ds="http://schemas.openxmlformats.org/officeDocument/2006/customXml" ds:itemID="{563F03E8-87A9-4767-AADC-45F019FD22A3}">
+  <ds:schemaRefs>
+    <ds:schemaRef ds:uri="http://schemas.microsoft.com/sharepoint/v3/contenttype/forms"/>
+  </ds:schemaRefs>
+</ds:datastoreItem>
 </file>
 
-<file path=customXml/item4.xml><?xml version="1.0" encoding="utf-8"?>
-<b:Sources xmlns:b="http://schemas.openxmlformats.org/officeDocument/2006/bibliography" xmlns="http://schemas.openxmlformats.org/officeDocument/2006/bibliography" SelectedStyle="\APA.XSL" StyleName="APA"/>
+<file path=customXml/itemProps3.xml><?xml version="1.0" encoding="utf-8"?>
+<ds:datastoreItem xmlns:ds="http://schemas.openxmlformats.org/officeDocument/2006/customXml" ds:itemID="{6FBC3C93-64B1-47FF-A492-D6E36476F588}">
+  <ds:schemaRefs>
+    <ds:schemaRef ds:uri="http://schemas.microsoft.com/office/2006/metadata/properties"/>
+    <ds:schemaRef ds:uri="http://schemas.microsoft.com/office/infopath/2007/PartnerControls"/>
+    <ds:schemaRef ds:uri="9e3c562f-56b0-4bc9-96c8-d04b09868558"/>
+    <ds:schemaRef ds:uri="a2ef05a3-fee0-49c9-a492-2c2ec69eb4a5"/>
+  </ds:schemaRefs>
+</ds:datastoreItem>
 </file>
 
-<file path=customXml/itemProps1.xml><?xml version="1.0" encoding="utf-8"?>
+<file path=customXml/itemProps4.xml><?xml version="1.0" encoding="utf-8"?>
 <ds:datastoreItem xmlns:ds="http://schemas.openxmlformats.org/officeDocument/2006/customXml" ds:itemID="{B46FC71E-285E-4D56-8C28-62D5A0BD62ED}">
   <ds:schemaRefs>
     <ds:schemaRef ds:uri="http://schemas.microsoft.com/office/2006/metadata/contentType"/>
@@ -9126,31 +9994,4 @@
     <ds:schemaRef ds:uri="http://schemas.microsoft.com/internal/obd"/>
   </ds:schemaRefs>
 </ds:datastoreItem>
-</file>
-
-<file path=customXml/itemProps2.xml><?xml version="1.0" encoding="utf-8"?>
-<ds:datastoreItem xmlns:ds="http://schemas.openxmlformats.org/officeDocument/2006/customXml" ds:itemID="{6FBC3C93-64B1-47FF-A492-D6E36476F588}">
-  <ds:schemaRefs>
-    <ds:schemaRef ds:uri="http://schemas.microsoft.com/office/2006/metadata/properties"/>
-    <ds:schemaRef ds:uri="http://schemas.microsoft.com/office/infopath/2007/PartnerControls"/>
-    <ds:schemaRef ds:uri="9e3c562f-56b0-4bc9-96c8-d04b09868558"/>
-    <ds:schemaRef ds:uri="a2ef05a3-fee0-49c9-a492-2c2ec69eb4a5"/>
-  </ds:schemaRefs>
-</ds:datastoreItem>
-</file>
-
-<file path=customXml/itemProps3.xml><?xml version="1.0" encoding="utf-8"?>
-<ds:datastoreItem xmlns:ds="http://schemas.openxmlformats.org/officeDocument/2006/customXml" ds:itemID="{563F03E8-87A9-4767-AADC-45F019FD22A3}">
-  <ds:schemaRefs>
-    <ds:schemaRef ds:uri="http://schemas.microsoft.com/sharepoint/v3/contenttype/forms"/>
-  </ds:schemaRefs>
-</ds:datastoreItem>
-</file>
-
-<file path=customXml/itemProps4.xml><?xml version="1.0" encoding="utf-8"?>
-<ds:datastoreItem xmlns:ds="http://schemas.openxmlformats.org/officeDocument/2006/customXml" ds:itemID="{532883CA-9281-40ED-93D0-EC93493C59B8}">
-  <ds:schemaRefs>
-    <ds:schemaRef ds:uri="http://schemas.openxmlformats.org/officeDocument/2006/bibliography"/>
-  </ds:schemaRefs>
-</ds:datastoreItem>
 </file>